--- a/writing/coskun_chapter2_V4.docx
+++ b/writing/coskun_chapter2_V4.docx
@@ -37,8 +37,12 @@
     <w:p>
       <w:pPr>
         <w:pStyle w:val="Heading1"/>
+        <w:numPr>
+          <w:ilvl w:val="0"/>
+          <w:numId w:val="1"/>
+        </w:numPr>
         <w:spacing w:lineRule="auto" w:line="360"/>
-        <w:ind w:hanging="0" w:start="0"/>
+        <w:ind w:hanging="0" w:left="0"/>
         <w:rPr>
           <w:rFonts w:ascii="Arial" w:hAnsi="Arial"/>
         </w:rPr>
@@ -57,7 +61,7 @@
         </w:numPr>
         <w:bidi w:val="0"/>
         <w:spacing w:lineRule="auto" w:line="360"/>
-        <w:ind w:hanging="0" w:start="0"/>
+        <w:ind w:hanging="0" w:left="0"/>
         <w:rPr>
           <w:rFonts w:ascii="Arial" w:hAnsi="Arial"/>
         </w:rPr>
@@ -1113,7 +1117,7 @@
           <w:numId w:val="1"/>
         </w:numPr>
         <w:spacing w:lineRule="auto" w:line="360"/>
-        <w:ind w:hanging="0" w:start="0"/>
+        <w:ind w:hanging="0" w:left="0"/>
         <w:rPr>
           <w:rFonts w:ascii="Arial" w:hAnsi="Arial"/>
         </w:rPr>
@@ -1722,7 +1726,7 @@
           <w:numId w:val="1"/>
         </w:numPr>
         <w:spacing w:lineRule="auto" w:line="360"/>
-        <w:ind w:hanging="0" w:start="0"/>
+        <w:ind w:hanging="0" w:left="0"/>
         <w:rPr>
           <w:rFonts w:ascii="Arial" w:hAnsi="Arial"/>
         </w:rPr>
@@ -2283,7 +2287,7 @@
           <w:numId w:val="1"/>
         </w:numPr>
         <w:spacing w:lineRule="auto" w:line="360"/>
-        <w:ind w:hanging="0" w:start="0"/>
+        <w:ind w:hanging="0" w:left="0"/>
         <w:rPr>
           <w:rFonts w:ascii="Arial" w:hAnsi="Arial"/>
         </w:rPr>
@@ -2537,24 +2541,23 @@
     <w:p>
       <w:pPr>
         <w:pStyle w:val="Heading1"/>
+        <w:numPr>
+          <w:ilvl w:val="0"/>
+          <w:numId w:val="1"/>
+        </w:numPr>
         <w:spacing w:lineRule="auto" w:line="360" w:before="0" w:after="120"/>
-        <w:ind w:hanging="0" w:start="0"/>
+        <w:ind w:hanging="0" w:left="0"/>
         <w:rPr>
           <w:rFonts w:ascii="Arial" w:hAnsi="Arial"/>
         </w:rPr>
       </w:pPr>
-      <w:commentRangeStart w:id="0"/>
       <w:r>
         <w:rPr/>
         <w:t>Methods</w:t>
       </w:r>
-      <w:commentRangeEnd w:id="0"/>
-      <w:r>
+      <w:r>
+        <w:rPr/>
         <w:commentReference w:id="0"/>
-      </w:r>
-      <w:r>
-        <w:rPr/>
-        <w:commentReference w:id="1"/>
       </w:r>
     </w:p>
     <w:p>
@@ -2565,7 +2568,7 @@
           <w:numId w:val="1"/>
         </w:numPr>
         <w:spacing w:lineRule="auto" w:line="360"/>
-        <w:ind w:hanging="0" w:start="0"/>
+        <w:ind w:hanging="0" w:left="0"/>
         <w:rPr>
           <w:rFonts w:ascii="Arial" w:hAnsi="Arial"/>
         </w:rPr>
@@ -2783,7 +2786,7 @@
       </w:pPr>
       <w:r>
         <w:rPr>
-          <w:rFonts w:eastAsia="Arial" w:cs="Arial" w:ascii="Arial" w:hAnsi="Arial"/>
+          <w:rFonts w:eastAsia="Arial" w:cs="Arial"/>
           <w:color w:val="000000"/>
         </w:rPr>
       </w:r>
@@ -2798,23 +2801,11 @@
           <w:rFonts w:eastAsia="Arial" w:cs="Arial"/>
           <w:color w:val="000000"/>
         </w:rPr>
-        <w:t>Pitfall traps were used to sample epigaeic insects across the transect. At each of the 17 sites four areas were chosen as replicates, with each replicate being at least 300 metres away from any of the other replicates. At each of these replicates ten pitfall traps were buried in the soil in such a way that the rim of the pitfall trap was level with the ground. The present vegetation was not cleared away when placing the pitfall traps and disturbance of the surrounding areas was kept minimal. Each of the ten pitfall traps were placed in a grid made up of two rows containing five traps each, with each trap being at least 10 metres away from any other trap (Figure 2). GPS coordinates were recorded for every trap for use with spatial analyses later. The traps were half-filled with a 99.9% propylene glycol solution and were left out for five nights before being collected. Sampling was undertaken every October and March from October 2022 until March 2024. For this study</w:t>
-      </w:r>
-      <w:commentRangeStart w:id="2"/>
-      <w:r>
-        <w:rPr>
-          <w:rFonts w:eastAsia="Arial" w:cs="Arial"/>
-          <w:color w:val="000000"/>
-        </w:rPr>
-        <w:t xml:space="preserve">, the October 2022 samples </w:t>
-      </w:r>
-      <w:r>
-        <w:rPr/>
-        <w:commentReference w:id="3"/>
-      </w:r>
-      <w:commentRangeEnd w:id="2"/>
-      <w:r>
-        <w:commentReference w:id="2"/>
+        <w:t xml:space="preserve">Pitfall traps were used to sample epigaeic insects across the transect. At each of the 17 sites four areas were chosen as replicates, with each replicate being at least 300 metres away from any of the other replicates. At each of these replicates ten pitfall traps were buried in the soil in such a way that the rim of the pitfall trap was level with the ground. The present vegetation was not cleared away when placing the pitfall traps and disturbance of the surrounding areas was kept minimal. Each of the ten pitfall traps were placed in a grid made up of two rows containing five traps each, with each trap being at least 10 metres away from any other trap (Figure 2). GPS coordinates were recorded for every trap for use with spatial analyses later. The traps were half-filled with a 99.9% propylene glycol solution and were left out for five nights before being collected. Sampling was undertaken every October and March from October 2022 until March 2024. For this study, the October 2022 samples </w:t>
+      </w:r>
+      <w:r>
+        <w:rPr/>
+        <w:commentReference w:id="1"/>
       </w:r>
       <w:r>
         <w:rPr>
@@ -3205,7 +3196,7 @@
           <w:numId w:val="1"/>
         </w:numPr>
         <w:spacing w:lineRule="auto" w:line="360"/>
-        <w:ind w:hanging="0" w:start="0"/>
+        <w:ind w:hanging="0" w:left="0"/>
         <w:rPr>
           <w:rFonts w:ascii="Arial" w:hAnsi="Arial"/>
         </w:rPr>
@@ -3513,7 +3504,7 @@
           <w:numId w:val="1"/>
         </w:numPr>
         <w:spacing w:lineRule="auto" w:line="360"/>
-        <w:ind w:hanging="0" w:start="0"/>
+        <w:ind w:hanging="0" w:left="0"/>
         <w:rPr>
           <w:rFonts w:ascii="Arial" w:hAnsi="Arial"/>
         </w:rPr>
@@ -3549,23 +3540,11 @@
           <w:rFonts w:eastAsia="Arial" w:cs="Arial"/>
           <w:color w:val="000000"/>
         </w:rPr>
-        <w:t xml:space="preserve">. For the October 2022 and March 2023 samples, all the beetles were compared to each other visually using bar charts and Non-metric Multidimensional Scaling (NMDS) plots. The abundance and species richness between the two seasons were also compared quantitatively, across the entire transect and on a site-by-site basis. The three key species were used to compare the current beetle samples (October 2022, October 2023, and March 2023) to the historical beetle samples (October 2002 and 2003) in terms of abundance. Although diversity could not be compared directly between the current sample and the historical sample, </w:t>
-      </w:r>
-      <w:commentRangeStart w:id="4"/>
-      <w:r>
-        <w:rPr>
-          <w:rFonts w:eastAsia="Arial" w:cs="Arial"/>
-          <w:color w:val="000000"/>
-        </w:rPr>
-        <w:t xml:space="preserve">species density could </w:t>
-      </w:r>
-      <w:r>
-        <w:rPr/>
-        <w:commentReference w:id="5"/>
-      </w:r>
-      <w:commentRangeEnd w:id="4"/>
-      <w:r>
-        <w:commentReference w:id="4"/>
+        <w:t xml:space="preserve">. For the October 2022 and March 2023 samples, all the beetles were compared to each other visually using bar charts and Non-metric Multidimensional Scaling (NMDS) plots. The abundance and species richness between the two seasons were also compared quantitatively, across the entire transect and on a site-by-site basis. The three key species were used to compare the current beetle samples (October 2022, October 2023, and March 2023) to the historical beetle samples (October 2002 and 2003) in terms of abundance. Although diversity could not be compared directly between the current sample and the historical sample, species density could </w:t>
+      </w:r>
+      <w:r>
+        <w:rPr/>
+        <w:commentReference w:id="2"/>
       </w:r>
       <w:r>
         <w:rPr>
@@ -3795,8 +3774,12 @@
     <w:p>
       <w:pPr>
         <w:pStyle w:val="Heading1"/>
+        <w:numPr>
+          <w:ilvl w:val="0"/>
+          <w:numId w:val="1"/>
+        </w:numPr>
         <w:spacing w:lineRule="auto" w:line="360" w:before="0" w:after="120"/>
-        <w:ind w:hanging="0" w:start="0"/>
+        <w:ind w:hanging="0" w:left="0"/>
         <w:rPr>
           <w:rFonts w:ascii="Arial" w:hAnsi="Arial"/>
         </w:rPr>
@@ -3814,7 +3797,7 @@
           <w:numId w:val="1"/>
         </w:numPr>
         <w:spacing w:lineRule="auto" w:line="360"/>
-        <w:ind w:hanging="0" w:start="0"/>
+        <w:ind w:hanging="0" w:left="0"/>
         <w:rPr>
           <w:rFonts w:ascii="Arial" w:hAnsi="Arial"/>
         </w:rPr>
@@ -3863,7 +3846,6 @@
           <w:rFonts w:ascii="Arial" w:hAnsi="Arial"/>
         </w:rPr>
       </w:pPr>
-      <w:commentRangeStart w:id="6"/>
       <w:r>
         <w:rPr>
           <w:rFonts w:eastAsia="Arial" w:cs="Arial"/>
@@ -3882,11 +3864,7 @@
       </w:r>
       <w:r>
         <w:rPr/>
-        <w:commentReference w:id="7"/>
-      </w:r>
-      <w:commentRangeEnd w:id="6"/>
-      <w:r>
-        <w:commentReference w:id="6"/>
+        <w:commentReference w:id="3"/>
       </w:r>
       <w:r>
         <w:drawing>
@@ -3956,7 +3934,7 @@
       </w:pPr>
       <w:r>
         <w:rPr>
-          <w:rFonts w:eastAsia="Arial" w:cs="Arial" w:ascii="Arial" w:hAnsi="Arial"/>
+          <w:rFonts w:eastAsia="Arial" w:cs="Arial"/>
           <w:color w:val="000000"/>
         </w:rPr>
       </w:r>
@@ -3975,46 +3953,22 @@
           <w:rFonts w:eastAsia="Arial" w:cs="Arial"/>
           <w:color w:val="000000"/>
         </w:rPr>
-        <w:t xml:space="preserve">When these data were analysed with the GLMMs, all these changes in proportional composition were determined to be significant. Across the time that has passed between the two sampling periods, bare ground has decreased by 35% (43% in 2002–2003, 28% in 2022–2023), plant litter has increased </w:t>
-      </w:r>
-      <w:commentRangeStart w:id="8"/>
-      <w:r>
-        <w:rPr>
-          <w:rFonts w:eastAsia="Arial" w:cs="Arial"/>
-          <w:color w:val="000000"/>
-        </w:rPr>
-        <w:t>by 183% (4</w:t>
-      </w:r>
-      <w:r>
-        <w:rPr/>
-        <w:commentReference w:id="9"/>
-      </w:r>
-      <w:commentRangeEnd w:id="8"/>
-      <w:r>
-        <w:commentReference w:id="8"/>
-      </w:r>
-      <w:r>
-        <w:rPr>
-          <w:rFonts w:eastAsia="Arial" w:cs="Arial"/>
-          <w:color w:val="000000"/>
-        </w:rPr>
-        <w:t xml:space="preserve">.1% in 2002–2003, 12% in 2022–2023), exposed rock has </w:t>
-      </w:r>
-      <w:commentRangeStart w:id="10"/>
-      <w:r>
-        <w:rPr>
-          <w:rFonts w:eastAsia="Arial" w:cs="Arial"/>
-          <w:color w:val="000000"/>
-        </w:rPr>
-        <w:t xml:space="preserve">decreased by 10% (19% in 2002–2003, 17% in 2022–2023), and live vegetation cover has increased by 27% </w:t>
-      </w:r>
-      <w:r>
-        <w:rPr/>
-        <w:commentReference w:id="11"/>
-      </w:r>
-      <w:commentRangeEnd w:id="10"/>
-      <w:r>
-        <w:commentReference w:id="10"/>
+        <w:t>When these data were analysed with the GLMMs, all these changes in proportional composition were determined to be significant. Across the time that has passed between the two sampling periods, bare ground has decreased by 35% (43% in 2002–2003, 28% in 2022–2023), plant litter has increased by 183% (4</w:t>
+      </w:r>
+      <w:r>
+        <w:rPr/>
+        <w:commentReference w:id="4"/>
+      </w:r>
+      <w:r>
+        <w:rPr>
+          <w:rFonts w:eastAsia="Arial" w:cs="Arial"/>
+          <w:color w:val="000000"/>
+        </w:rPr>
+        <w:t xml:space="preserve">.1% in 2002–2003, 12% in 2022–2023), exposed rock has decreased by 10% (19% in 2002–2003, 17% in 2022–2023), and live vegetation cover has increased by 27% </w:t>
+      </w:r>
+      <w:r>
+        <w:rPr/>
+        <w:commentReference w:id="5"/>
       </w:r>
       <w:r>
         <w:rPr>
@@ -4130,7 +4084,6 @@
           <w:color w:val="000000"/>
         </w:rPr>
       </w:pPr>
-      <w:commentRangeStart w:id="12"/>
       <w:r>
         <w:rPr>
           <w:rFonts w:eastAsia="Arial" w:cs="Arial"/>
@@ -4151,11 +4104,7 @@
       </w:r>
       <w:r>
         <w:rPr/>
-        <w:commentReference w:id="13"/>
-      </w:r>
-      <w:commentRangeEnd w:id="12"/>
-      <w:r>
-        <w:commentReference w:id="12"/>
+        <w:commentReference w:id="6"/>
       </w:r>
       <w:r>
         <w:rPr>
@@ -4179,7 +4128,7 @@
       </w:pPr>
       <w:r>
         <w:rPr>
-          <w:rFonts w:eastAsia="Arial" w:cs="Arial" w:ascii="Arial" w:hAnsi="Arial"/>
+          <w:rFonts w:eastAsia="Arial" w:cs="Arial"/>
           <w:color w:val="000000"/>
         </w:rPr>
       </w:r>
@@ -4195,7 +4144,7 @@
           <w:numId w:val="1"/>
         </w:numPr>
         <w:spacing w:lineRule="auto" w:line="360" w:before="0" w:after="120"/>
-        <w:ind w:hanging="0" w:start="0"/>
+        <w:ind w:hanging="0" w:left="0"/>
         <w:rPr>
           <w:rFonts w:ascii="Arial" w:hAnsi="Arial"/>
         </w:rPr>
@@ -4234,7 +4183,6 @@
         </w:rPr>
         <w:t xml:space="preserve"> data and the modelled microclimate data showed that the temperatures were matching overall and were there valid replacements for the empirical temperature observations and the missing gaps of temperature monitoring contained therein (</w:t>
       </w:r>
-      <w:commentRangeStart w:id="14"/>
       <w:r>
         <w:rPr>
           <w:rFonts w:eastAsia="Arial" w:cs="Arial"/>
@@ -4248,13 +4196,9 @@
         </w:rPr>
         <w:t>).</w:t>
       </w:r>
-      <w:commentRangeEnd w:id="14"/>
-      <w:r>
-        <w:commentReference w:id="14"/>
-      </w:r>
-      <w:r>
-        <w:rPr/>
-        <w:commentReference w:id="15"/>
+      <w:r>
+        <w:rPr/>
+        <w:commentReference w:id="7"/>
       </w:r>
     </w:p>
     <w:p>
@@ -4386,7 +4330,7 @@
       </w:pPr>
       <w:r>
         <w:rPr>
-          <w:rFonts w:eastAsia="Arial" w:cs="Arial" w:ascii="Arial" w:hAnsi="Arial"/>
+          <w:rFonts w:eastAsia="Arial" w:cs="Arial"/>
           <w:color w:val="000000"/>
         </w:rPr>
       </w:r>
@@ -4430,7 +4374,6 @@
           <w:rFonts w:ascii="Arial" w:hAnsi="Arial"/>
         </w:rPr>
       </w:pPr>
-      <w:commentRangeStart w:id="16"/>
       <w:r>
         <w:rPr>
           <w:rFonts w:eastAsia="Arial" w:cs="Arial"/>
@@ -4449,11 +4392,7 @@
       </w:r>
       <w:r>
         <w:rPr/>
-        <w:commentReference w:id="17"/>
-      </w:r>
-      <w:commentRangeEnd w:id="16"/>
-      <w:r>
-        <w:commentReference w:id="16"/>
+        <w:commentReference w:id="8"/>
       </w:r>
       <w:r>
         <w:drawing>
@@ -4523,7 +4462,7 @@
       </w:pPr>
       <w:r>
         <w:rPr>
-          <w:rFonts w:eastAsia="Arial" w:cs="Arial" w:ascii="Arial" w:hAnsi="Arial"/>
+          <w:rFonts w:eastAsia="Arial" w:cs="Arial"/>
           <w:color w:val="000000"/>
         </w:rPr>
       </w:r>
@@ -4710,7 +4649,7 @@
       </w:pPr>
       <w:r>
         <w:rPr>
-          <w:rFonts w:eastAsia="Arial" w:cs="Arial" w:ascii="Arial" w:hAnsi="Arial"/>
+          <w:rFonts w:eastAsia="Arial" w:cs="Arial"/>
         </w:rPr>
       </w:r>
       <w:r>
@@ -4726,7 +4665,6 @@
           <w:rFonts w:ascii="Arial" w:hAnsi="Arial"/>
         </w:rPr>
       </w:pPr>
-      <w:commentRangeStart w:id="18"/>
       <w:r>
         <w:rPr>
           <w:rFonts w:eastAsia="Arial" w:cs="Arial"/>
@@ -4762,11 +4700,7 @@
       </w:r>
       <w:r>
         <w:rPr/>
-        <w:commentReference w:id="19"/>
-      </w:r>
-      <w:commentRangeEnd w:id="18"/>
-      <w:r>
-        <w:commentReference w:id="18"/>
+        <w:commentReference w:id="9"/>
       </w:r>
       <w:r>
         <w:drawing>
@@ -4882,7 +4816,7 @@
           <w:numId w:val="1"/>
         </w:numPr>
         <w:spacing w:lineRule="auto" w:line="360" w:before="0" w:after="120"/>
-        <w:ind w:hanging="0" w:start="0"/>
+        <w:ind w:hanging="0" w:left="0"/>
         <w:rPr>
           <w:rFonts w:ascii="Arial" w:hAnsi="Arial"/>
         </w:rPr>
@@ -4906,15 +4840,7 @@
           <w:rFonts w:eastAsia="Arial" w:cs="Arial"/>
           <w:color w:val="000000"/>
         </w:rPr>
-        <w:t xml:space="preserve">From recent sampling (October 2022 and March 2023), a total of 42 beetle species were collected from the three families that were being studied, with a total of 1,633 individual beetles collected (1,589 individuals from October 2022 and 44 individuals from March 2023). Thirty-four of the species belonged to the Tenebrionidae, six to Carabidae, and two to Cicindelidae. </w:t>
-      </w:r>
-      <w:commentRangeStart w:id="20"/>
-      <w:r>
-        <w:rPr>
-          <w:rFonts w:eastAsia="Arial" w:cs="Arial"/>
-          <w:color w:val="000000"/>
-        </w:rPr>
-        <w:t xml:space="preserve">Forty two species were present in the October samples, with only five of these species present in the March 2023 samples </w:t>
+        <w:t xml:space="preserve">From recent sampling (October 2022 and March 2023), a total of 42 beetle species were collected from the three families that were being studied, with a total of 1,633 individual beetles collected (1,589 individuals from October 2022 and 44 individuals from March 2023). Thirty-four of the species belonged to the Tenebrionidae, six to Carabidae, and two to Cicindelidae. Forty two species were present in the October samples, with only five of these species present in the March 2023 samples </w:t>
       </w:r>
       <w:r>
         <w:rPr>
@@ -4988,11 +4914,7 @@
       </w:r>
       <w:r>
         <w:rPr/>
-        <w:commentReference w:id="21"/>
-      </w:r>
-      <w:commentRangeEnd w:id="20"/>
-      <w:r>
-        <w:commentReference w:id="20"/>
+        <w:commentReference w:id="10"/>
       </w:r>
       <w:r>
         <w:rPr>
@@ -5102,8 +5024,6 @@
           <w:rFonts w:ascii="Arial" w:hAnsi="Arial"/>
         </w:rPr>
       </w:pPr>
-      <w:commentRangeStart w:id="22"/>
-      <w:commentRangeStart w:id="23"/>
       <w:r>
         <w:rPr>
           <w:rFonts w:eastAsia="Arial" w:cs="Arial"/>
@@ -5139,11 +5059,7 @@
       </w:r>
       <w:r>
         <w:rPr/>
-        <w:commentReference w:id="24"/>
-      </w:r>
-      <w:commentRangeEnd w:id="23"/>
-      <w:r>
-        <w:commentReference w:id="23"/>
+        <w:commentReference w:id="11"/>
       </w:r>
       <w:r>
         <w:rPr>
@@ -5154,11 +5070,7 @@
       </w:r>
       <w:r>
         <w:rPr/>
-        <w:commentReference w:id="25"/>
-      </w:r>
-      <w:commentRangeEnd w:id="22"/>
-      <w:r>
-        <w:commentReference w:id="22"/>
+        <w:commentReference w:id="12"/>
       </w:r>
       <w:r>
         <w:drawing>
@@ -5319,7 +5231,7 @@
       </w:pPr>
       <w:r>
         <w:rPr>
-          <w:rFonts w:eastAsia="Arial" w:cs="Arial" w:ascii="Arial" w:hAnsi="Arial"/>
+          <w:rFonts w:eastAsia="Arial" w:cs="Arial"/>
           <w:color w:val="000000"/>
         </w:rPr>
       </w:r>
@@ -5339,14 +5251,7 @@
           <w:rFonts w:eastAsia="Arial" w:cs="Arial"/>
           <w:color w:val="000000"/>
         </w:rPr>
-        <w:t xml:space="preserve">Some of the species shifted in their altitudinal range between seasons, with the range shifts differing between the two aspects of the </w:t>
-      </w:r>
-      <w:r>
-        <w:rPr>
-          <w:rFonts w:eastAsia="Arial" w:cs="Arial"/>
-          <w:color w:val="000000"/>
-        </w:rPr>
-        <w:t xml:space="preserve">transect. On the western slope, the lower elevational limits increased for four different species, and two of those species also had a decrease for their upper elevation limits (Figure </w:t>
+        <w:t xml:space="preserve">Some of the species shifted in their altitudinal range between seasons, with the range shifts differing between the two aspects of the transect. On the western slope, the lower elevational limits increased for four different species, and two of those species also had a decrease for their upper elevation limits (Figure </w:t>
       </w:r>
       <w:r>
         <w:rPr>
@@ -5389,14 +5294,7 @@
           <w:rFonts w:eastAsia="Arial" w:cs="Arial"/>
           <w:color w:val="000000"/>
         </w:rPr>
-        <w:t>Comparing the abundance between the seasonal samples, the NMDS plot showed that aside from a few outliers, the samples from the two different seasons showed an overlap</w:t>
-      </w:r>
-      <w:r>
-        <w:rPr>
-          <w:rFonts w:eastAsia="Arial" w:cs="Arial"/>
-          <w:color w:val="000000"/>
-        </w:rPr>
-        <w:t xml:space="preserve"> (Figure </w:t>
+        <w:t xml:space="preserve">Comparing the abundance between the seasonal samples, the NMDS plot showed that aside from a few outliers, the samples from the two different seasons showed an overlap (Figure </w:t>
       </w:r>
       <w:r>
         <w:rPr>
@@ -5409,14 +5307,7 @@
           <w:rFonts w:eastAsia="Arial" w:cs="Arial"/>
           <w:color w:val="000000"/>
         </w:rPr>
-        <w:t xml:space="preserve">a). The comparison of species presence-absence showed that while the October 2022 </w:t>
-      </w:r>
-      <w:r>
-        <w:rPr>
-          <w:rFonts w:eastAsia="Arial" w:cs="Arial"/>
-          <w:color w:val="000000"/>
-        </w:rPr>
-        <w:t xml:space="preserve">assemblage had many sites with similar species being present, the different observations for March 2023 didn’t show any signs of grouping (Figure </w:t>
+        <w:t xml:space="preserve">a). The comparison of species presence-absence showed that while the October 2022 assemblage had many sites with similar species being present, the different observations for March 2023 didn’t show any signs of grouping (Figure </w:t>
       </w:r>
       <w:r>
         <w:rPr>
@@ -5504,7 +5395,7 @@
       </w:pPr>
       <w:r>
         <w:rPr>
-          <w:rFonts w:eastAsia="Arial" w:cs="Arial" w:ascii="Arial" w:hAnsi="Arial"/>
+          <w:rFonts w:eastAsia="Arial" w:cs="Arial"/>
           <w:color w:val="000000"/>
         </w:rPr>
       </w:r>
@@ -5640,7 +5531,7 @@
                           <pic:spPr>
                             <a:xfrm>
                               <a:off x="0" y="0"/>
-                              <a:ext cx="6120000" cy="3439800"/>
+                              <a:ext cx="6120000" cy="3439080"/>
                             </a:xfrm>
                             <a:prstGeom prst="rect">
                               <a:avLst/>
@@ -5662,8 +5553,8 @@
                           </pic:blipFill>
                           <pic:spPr>
                             <a:xfrm>
-                              <a:off x="0" y="3599280"/>
-                              <a:ext cx="6120000" cy="3439800"/>
+                              <a:off x="0" y="3599640"/>
+                              <a:ext cx="6120000" cy="3439080"/>
                             </a:xfrm>
                             <a:prstGeom prst="rect">
                               <a:avLst/>
@@ -5724,12 +5615,12 @@
                     <v:path o:extrusionok="f" gradientshapeok="t" o:connecttype="rect"/>
                     <o:lock v:ext="edit" aspectratio="t"/>
                   </v:shapetype>
-                  <v:shape id="shape_0" stroked="f" o:allowincell="f" style="position:absolute;left:-6;top:1;width:9637;height:5416;mso-wrap-style:none;v-text-anchor:middle" type="_x0000_t75">
+                  <v:shape id="shape_0" stroked="f" o:allowincell="f" style="position:absolute;left:-6;top:1;width:9637;height:5415;mso-wrap-style:none;v-text-anchor:middle" type="_x0000_t75">
                     <v:imagedata r:id="rId15" o:detectmouseclick="t"/>
                     <v:stroke color="#3465a4" joinstyle="round" endcap="flat"/>
                     <w10:wrap type="topAndBottom"/>
                   </v:shape>
-                  <v:shape id="shape_0" stroked="f" o:allowincell="f" style="position:absolute;left:-6;top:5669;width:9637;height:5416;mso-wrap-style:none;v-text-anchor:middle" type="_x0000_t75">
+                  <v:shape id="shape_0" stroked="f" o:allowincell="f" style="position:absolute;left:-6;top:5670;width:9637;height:5415;mso-wrap-style:none;v-text-anchor:middle" type="_x0000_t75">
                     <v:imagedata r:id="rId16" o:detectmouseclick="t"/>
                     <v:stroke color="#3465a4" joinstyle="round" endcap="flat"/>
                     <w10:wrap type="topAndBottom"/>
@@ -5760,7 +5651,7 @@
       </w:pPr>
       <w:r>
         <w:rPr>
-          <w:rFonts w:eastAsia="Arial" w:cs="Arial" w:ascii="Arial" w:hAnsi="Arial"/>
+          <w:rFonts w:eastAsia="Arial" w:cs="Arial"/>
           <w:color w:val="000000"/>
         </w:rPr>
       </w:r>
@@ -5774,7 +5665,6 @@
           <w:rFonts w:ascii="Arial" w:hAnsi="Arial"/>
         </w:rPr>
       </w:pPr>
-      <w:commentRangeStart w:id="26"/>
       <w:r>
         <w:rPr>
           <w:rFonts w:eastAsia="Arial" w:cs="Arial"/>
@@ -5810,11 +5700,7 @@
       </w:r>
       <w:r>
         <w:rPr/>
-        <w:commentReference w:id="27"/>
-      </w:r>
-      <w:commentRangeEnd w:id="26"/>
-      <w:r>
-        <w:commentReference w:id="26"/>
+        <w:commentReference w:id="13"/>
       </w:r>
       <w:r>
         <w:drawing>
@@ -6098,26 +5984,26 @@
     <w:tbl>
       <w:tblPr>
         <w:tblW w:w="9638" w:type="dxa"/>
-        <w:jc w:val="start"/>
+        <w:jc w:val="left"/>
         <w:tblInd w:w="80" w:type="dxa"/>
         <w:tblLayout w:type="fixed"/>
         <w:tblCellMar>
           <w:top w:w="0" w:type="dxa"/>
-          <w:start w:w="108" w:type="dxa"/>
+          <w:left w:w="108" w:type="dxa"/>
           <w:bottom w:w="0" w:type="dxa"/>
-          <w:end w:w="108" w:type="dxa"/>
+          <w:right w:w="108" w:type="dxa"/>
         </w:tblCellMar>
       </w:tblPr>
       <w:tblGrid>
-        <w:gridCol w:w="3417"/>
-        <w:gridCol w:w="3552"/>
+        <w:gridCol w:w="3416"/>
+        <w:gridCol w:w="3553"/>
         <w:gridCol w:w="2669"/>
       </w:tblGrid>
       <w:tr>
         <w:trPr/>
         <w:tc>
           <w:tcPr>
-            <w:tcW w:w="3417" w:type="dxa"/>
+            <w:tcW w:w="3416" w:type="dxa"/>
             <w:tcBorders>
               <w:top w:val="single" w:sz="6" w:space="0" w:color="000000"/>
               <w:bottom w:val="single" w:sz="4" w:space="0" w:color="000000"/>
@@ -6144,7 +6030,7 @@
         </w:tc>
         <w:tc>
           <w:tcPr>
-            <w:tcW w:w="3552" w:type="dxa"/>
+            <w:tcW w:w="3553" w:type="dxa"/>
             <w:tcBorders>
               <w:top w:val="single" w:sz="6" w:space="0" w:color="000000"/>
               <w:bottom w:val="single" w:sz="4" w:space="0" w:color="000000"/>
@@ -6235,7 +6121,7 @@
         <w:trPr/>
         <w:tc>
           <w:tcPr>
-            <w:tcW w:w="3417" w:type="dxa"/>
+            <w:tcW w:w="3416" w:type="dxa"/>
             <w:tcBorders>
               <w:top w:val="single" w:sz="4" w:space="0" w:color="000000"/>
             </w:tcBorders>
@@ -6261,7 +6147,7 @@
         </w:tc>
         <w:tc>
           <w:tcPr>
-            <w:tcW w:w="3552" w:type="dxa"/>
+            <w:tcW w:w="3553" w:type="dxa"/>
             <w:tcBorders>
               <w:top w:val="single" w:sz="4" w:space="0" w:color="000000"/>
             </w:tcBorders>
@@ -6316,7 +6202,7 @@
         <w:trPr/>
         <w:tc>
           <w:tcPr>
-            <w:tcW w:w="3417" w:type="dxa"/>
+            <w:tcW w:w="3416" w:type="dxa"/>
             <w:tcBorders/>
             <w:vAlign w:val="center"/>
           </w:tcPr>
@@ -6340,7 +6226,7 @@
         </w:tc>
         <w:tc>
           <w:tcPr>
-            <w:tcW w:w="3552" w:type="dxa"/>
+            <w:tcW w:w="3553" w:type="dxa"/>
             <w:tcBorders/>
             <w:vAlign w:val="center"/>
           </w:tcPr>
@@ -6391,7 +6277,7 @@
         <w:trPr/>
         <w:tc>
           <w:tcPr>
-            <w:tcW w:w="3417" w:type="dxa"/>
+            <w:tcW w:w="3416" w:type="dxa"/>
             <w:tcBorders/>
             <w:vAlign w:val="center"/>
           </w:tcPr>
@@ -6415,7 +6301,7 @@
         </w:tc>
         <w:tc>
           <w:tcPr>
-            <w:tcW w:w="3552" w:type="dxa"/>
+            <w:tcW w:w="3553" w:type="dxa"/>
             <w:tcBorders/>
             <w:vAlign w:val="center"/>
           </w:tcPr>
@@ -6466,7 +6352,7 @@
         <w:trPr/>
         <w:tc>
           <w:tcPr>
-            <w:tcW w:w="3417" w:type="dxa"/>
+            <w:tcW w:w="3416" w:type="dxa"/>
             <w:tcBorders/>
             <w:vAlign w:val="center"/>
           </w:tcPr>
@@ -6490,7 +6376,7 @@
         </w:tc>
         <w:tc>
           <w:tcPr>
-            <w:tcW w:w="3552" w:type="dxa"/>
+            <w:tcW w:w="3553" w:type="dxa"/>
             <w:tcBorders/>
             <w:vAlign w:val="center"/>
           </w:tcPr>
@@ -6541,7 +6427,7 @@
         <w:trPr/>
         <w:tc>
           <w:tcPr>
-            <w:tcW w:w="3417" w:type="dxa"/>
+            <w:tcW w:w="3416" w:type="dxa"/>
             <w:tcBorders/>
             <w:vAlign w:val="center"/>
           </w:tcPr>
@@ -6565,7 +6451,7 @@
         </w:tc>
         <w:tc>
           <w:tcPr>
-            <w:tcW w:w="3552" w:type="dxa"/>
+            <w:tcW w:w="3553" w:type="dxa"/>
             <w:tcBorders/>
             <w:vAlign w:val="center"/>
           </w:tcPr>
@@ -6616,7 +6502,7 @@
         <w:trPr/>
         <w:tc>
           <w:tcPr>
-            <w:tcW w:w="3417" w:type="dxa"/>
+            <w:tcW w:w="3416" w:type="dxa"/>
             <w:tcBorders>
               <w:bottom w:val="single" w:sz="6" w:space="0" w:color="000000"/>
             </w:tcBorders>
@@ -6642,7 +6528,7 @@
         </w:tc>
         <w:tc>
           <w:tcPr>
-            <w:tcW w:w="3552" w:type="dxa"/>
+            <w:tcW w:w="3553" w:type="dxa"/>
             <w:tcBorders>
               <w:bottom w:val="single" w:sz="6" w:space="0" w:color="000000"/>
             </w:tcBorders>
@@ -6706,7 +6592,7 @@
       </w:pPr>
       <w:r>
         <w:rPr>
-          <w:rFonts w:eastAsia="Arial" w:cs="Arial" w:ascii="Arial" w:hAnsi="Arial"/>
+          <w:rFonts w:eastAsia="Arial" w:cs="Arial"/>
           <w:color w:val="000000"/>
         </w:rPr>
       </w:r>
@@ -6720,7 +6606,6 @@
           <w:rFonts w:ascii="Arial" w:hAnsi="Arial"/>
         </w:rPr>
       </w:pPr>
-      <w:commentRangeStart w:id="28"/>
       <w:r>
         <w:rPr>
           <w:rFonts w:eastAsia="Arial" w:cs="Arial"/>
@@ -6730,11 +6615,7 @@
       </w:r>
       <w:r>
         <w:rPr/>
-        <w:commentReference w:id="29"/>
-      </w:r>
-      <w:commentRangeEnd w:id="28"/>
-      <w:r>
-        <w:commentReference w:id="28"/>
+        <w:commentReference w:id="14"/>
       </w:r>
       <w:r>
         <w:rPr>
@@ -6947,7 +6828,7 @@
       </w:r>
       <w:r>
         <w:rPr/>
-        <w:commentReference w:id="30"/>
+        <w:commentReference w:id="15"/>
       </w:r>
       <w:r>
         <w:br w:type="page"/>
@@ -6999,19 +6880,19 @@
     <w:tbl>
       <w:tblPr>
         <w:tblW w:w="9637" w:type="dxa"/>
-        <w:jc w:val="start"/>
-        <w:tblInd w:w="53" w:type="dxa"/>
+        <w:jc w:val="left"/>
+        <w:tblInd w:w="52" w:type="dxa"/>
         <w:tblLayout w:type="fixed"/>
         <w:tblCellMar>
           <w:top w:w="0" w:type="dxa"/>
-          <w:start w:w="108" w:type="dxa"/>
+          <w:left w:w="108" w:type="dxa"/>
           <w:bottom w:w="0" w:type="dxa"/>
-          <w:end w:w="108" w:type="dxa"/>
+          <w:right w:w="108" w:type="dxa"/>
         </w:tblCellMar>
       </w:tblPr>
       <w:tblGrid>
-        <w:gridCol w:w="2264"/>
-        <w:gridCol w:w="3603"/>
+        <w:gridCol w:w="2263"/>
+        <w:gridCol w:w="3604"/>
         <w:gridCol w:w="3770"/>
       </w:tblGrid>
       <w:tr>
@@ -7020,7 +6901,7 @@
         </w:trPr>
         <w:tc>
           <w:tcPr>
-            <w:tcW w:w="2264" w:type="dxa"/>
+            <w:tcW w:w="2263" w:type="dxa"/>
             <w:tcBorders>
               <w:top w:val="single" w:sz="6" w:space="0" w:color="000000"/>
               <w:bottom w:val="single" w:sz="4" w:space="0" w:color="000000"/>
@@ -7046,7 +6927,7 @@
         </w:tc>
         <w:tc>
           <w:tcPr>
-            <w:tcW w:w="3603" w:type="dxa"/>
+            <w:tcW w:w="3604" w:type="dxa"/>
             <w:tcBorders>
               <w:top w:val="single" w:sz="6" w:space="0" w:color="000000"/>
               <w:bottom w:val="single" w:sz="4" w:space="0" w:color="000000"/>
@@ -7103,7 +6984,7 @@
         <w:trPr/>
         <w:tc>
           <w:tcPr>
-            <w:tcW w:w="2264" w:type="dxa"/>
+            <w:tcW w:w="2263" w:type="dxa"/>
             <w:tcBorders>
               <w:top w:val="single" w:sz="4" w:space="0" w:color="000000"/>
             </w:tcBorders>
@@ -7129,7 +7010,7 @@
         </w:tc>
         <w:tc>
           <w:tcPr>
-            <w:tcW w:w="3603" w:type="dxa"/>
+            <w:tcW w:w="3604" w:type="dxa"/>
             <w:tcBorders>
               <w:top w:val="single" w:sz="4" w:space="0" w:color="000000"/>
             </w:tcBorders>
@@ -7147,7 +7028,7 @@
             </w:pPr>
             <w:r>
               <w:rPr>
-                <w:rFonts w:eastAsia="Arial" w:cs="Arial" w:ascii="Arial" w:hAnsi="Arial"/>
+                <w:rFonts w:eastAsia="Arial" w:cs="Arial"/>
                 <w:color w:val="000000"/>
               </w:rPr>
             </w:r>
@@ -7173,7 +7054,7 @@
             </w:pPr>
             <w:r>
               <w:rPr>
-                <w:rFonts w:eastAsia="Arial" w:cs="Arial" w:ascii="Arial" w:hAnsi="Arial"/>
+                <w:rFonts w:eastAsia="Arial" w:cs="Arial"/>
                 <w:color w:val="000000"/>
               </w:rPr>
             </w:r>
@@ -7184,7 +7065,7 @@
         <w:trPr/>
         <w:tc>
           <w:tcPr>
-            <w:tcW w:w="2264" w:type="dxa"/>
+            <w:tcW w:w="2263" w:type="dxa"/>
             <w:tcBorders/>
             <w:vAlign w:val="center"/>
           </w:tcPr>
@@ -7208,7 +7089,7 @@
         </w:tc>
         <w:tc>
           <w:tcPr>
-            <w:tcW w:w="3603" w:type="dxa"/>
+            <w:tcW w:w="3604" w:type="dxa"/>
             <w:tcBorders/>
             <w:vAlign w:val="center"/>
           </w:tcPr>
@@ -7259,7 +7140,7 @@
         <w:trPr/>
         <w:tc>
           <w:tcPr>
-            <w:tcW w:w="2264" w:type="dxa"/>
+            <w:tcW w:w="2263" w:type="dxa"/>
             <w:tcBorders/>
             <w:vAlign w:val="center"/>
           </w:tcPr>
@@ -7283,7 +7164,7 @@
         </w:tc>
         <w:tc>
           <w:tcPr>
-            <w:tcW w:w="3603" w:type="dxa"/>
+            <w:tcW w:w="3604" w:type="dxa"/>
             <w:tcBorders/>
             <w:vAlign w:val="center"/>
           </w:tcPr>
@@ -7334,7 +7215,7 @@
         <w:trPr/>
         <w:tc>
           <w:tcPr>
-            <w:tcW w:w="2264" w:type="dxa"/>
+            <w:tcW w:w="2263" w:type="dxa"/>
             <w:tcBorders/>
             <w:vAlign w:val="center"/>
           </w:tcPr>
@@ -7358,7 +7239,7 @@
         </w:tc>
         <w:tc>
           <w:tcPr>
-            <w:tcW w:w="3603" w:type="dxa"/>
+            <w:tcW w:w="3604" w:type="dxa"/>
             <w:tcBorders/>
             <w:vAlign w:val="center"/>
           </w:tcPr>
@@ -7409,7 +7290,7 @@
         <w:trPr/>
         <w:tc>
           <w:tcPr>
-            <w:tcW w:w="2264" w:type="dxa"/>
+            <w:tcW w:w="2263" w:type="dxa"/>
             <w:tcBorders/>
             <w:vAlign w:val="center"/>
           </w:tcPr>
@@ -7433,7 +7314,7 @@
         </w:tc>
         <w:tc>
           <w:tcPr>
-            <w:tcW w:w="3603" w:type="dxa"/>
+            <w:tcW w:w="3604" w:type="dxa"/>
             <w:tcBorders/>
             <w:vAlign w:val="center"/>
           </w:tcPr>
@@ -7484,7 +7365,7 @@
         <w:trPr/>
         <w:tc>
           <w:tcPr>
-            <w:tcW w:w="2264" w:type="dxa"/>
+            <w:tcW w:w="2263" w:type="dxa"/>
             <w:tcBorders/>
             <w:vAlign w:val="center"/>
           </w:tcPr>
@@ -7508,7 +7389,7 @@
         </w:tc>
         <w:tc>
           <w:tcPr>
-            <w:tcW w:w="3603" w:type="dxa"/>
+            <w:tcW w:w="3604" w:type="dxa"/>
             <w:tcBorders/>
             <w:vAlign w:val="center"/>
           </w:tcPr>
@@ -7559,7 +7440,7 @@
         <w:trPr/>
         <w:tc>
           <w:tcPr>
-            <w:tcW w:w="2264" w:type="dxa"/>
+            <w:tcW w:w="2263" w:type="dxa"/>
             <w:tcBorders/>
             <w:vAlign w:val="center"/>
           </w:tcPr>
@@ -7583,7 +7464,7 @@
         </w:tc>
         <w:tc>
           <w:tcPr>
-            <w:tcW w:w="3603" w:type="dxa"/>
+            <w:tcW w:w="3604" w:type="dxa"/>
             <w:tcBorders/>
             <w:vAlign w:val="center"/>
           </w:tcPr>
@@ -7634,7 +7515,7 @@
         <w:trPr/>
         <w:tc>
           <w:tcPr>
-            <w:tcW w:w="2264" w:type="dxa"/>
+            <w:tcW w:w="2263" w:type="dxa"/>
             <w:tcBorders/>
             <w:vAlign w:val="center"/>
           </w:tcPr>
@@ -7658,7 +7539,7 @@
         </w:tc>
         <w:tc>
           <w:tcPr>
-            <w:tcW w:w="3603" w:type="dxa"/>
+            <w:tcW w:w="3604" w:type="dxa"/>
             <w:tcBorders/>
             <w:vAlign w:val="center"/>
           </w:tcPr>
@@ -7709,7 +7590,7 @@
         <w:trPr/>
         <w:tc>
           <w:tcPr>
-            <w:tcW w:w="2264" w:type="dxa"/>
+            <w:tcW w:w="2263" w:type="dxa"/>
             <w:tcBorders/>
             <w:vAlign w:val="center"/>
           </w:tcPr>
@@ -7733,7 +7614,7 @@
         </w:tc>
         <w:tc>
           <w:tcPr>
-            <w:tcW w:w="3603" w:type="dxa"/>
+            <w:tcW w:w="3604" w:type="dxa"/>
             <w:tcBorders/>
             <w:vAlign w:val="center"/>
           </w:tcPr>
@@ -7784,7 +7665,7 @@
         <w:trPr/>
         <w:tc>
           <w:tcPr>
-            <w:tcW w:w="2264" w:type="dxa"/>
+            <w:tcW w:w="2263" w:type="dxa"/>
             <w:tcBorders/>
             <w:vAlign w:val="center"/>
           </w:tcPr>
@@ -7808,7 +7689,7 @@
         </w:tc>
         <w:tc>
           <w:tcPr>
-            <w:tcW w:w="3603" w:type="dxa"/>
+            <w:tcW w:w="3604" w:type="dxa"/>
             <w:tcBorders/>
             <w:vAlign w:val="center"/>
           </w:tcPr>
@@ -7859,7 +7740,7 @@
         <w:trPr/>
         <w:tc>
           <w:tcPr>
-            <w:tcW w:w="2264" w:type="dxa"/>
+            <w:tcW w:w="2263" w:type="dxa"/>
             <w:tcBorders/>
             <w:vAlign w:val="center"/>
           </w:tcPr>
@@ -7883,7 +7764,7 @@
         </w:tc>
         <w:tc>
           <w:tcPr>
-            <w:tcW w:w="3603" w:type="dxa"/>
+            <w:tcW w:w="3604" w:type="dxa"/>
             <w:tcBorders/>
             <w:vAlign w:val="center"/>
           </w:tcPr>
@@ -7934,7 +7815,7 @@
         <w:trPr/>
         <w:tc>
           <w:tcPr>
-            <w:tcW w:w="2264" w:type="dxa"/>
+            <w:tcW w:w="2263" w:type="dxa"/>
             <w:tcBorders/>
             <w:vAlign w:val="center"/>
           </w:tcPr>
@@ -7958,7 +7839,7 @@
         </w:tc>
         <w:tc>
           <w:tcPr>
-            <w:tcW w:w="3603" w:type="dxa"/>
+            <w:tcW w:w="3604" w:type="dxa"/>
             <w:tcBorders/>
             <w:vAlign w:val="center"/>
           </w:tcPr>
@@ -8009,7 +7890,7 @@
         <w:trPr/>
         <w:tc>
           <w:tcPr>
-            <w:tcW w:w="2264" w:type="dxa"/>
+            <w:tcW w:w="2263" w:type="dxa"/>
             <w:tcBorders/>
             <w:vAlign w:val="center"/>
           </w:tcPr>
@@ -8033,7 +7914,7 @@
         </w:tc>
         <w:tc>
           <w:tcPr>
-            <w:tcW w:w="3603" w:type="dxa"/>
+            <w:tcW w:w="3604" w:type="dxa"/>
             <w:tcBorders/>
             <w:vAlign w:val="center"/>
           </w:tcPr>
@@ -8049,7 +7930,7 @@
             </w:pPr>
             <w:r>
               <w:rPr>
-                <w:rFonts w:eastAsia="Arial" w:cs="Arial" w:ascii="Arial" w:hAnsi="Arial"/>
+                <w:rFonts w:eastAsia="Arial" w:cs="Arial"/>
                 <w:color w:val="000000"/>
               </w:rPr>
             </w:r>
@@ -8073,7 +7954,7 @@
             </w:pPr>
             <w:r>
               <w:rPr>
-                <w:rFonts w:eastAsia="Arial" w:cs="Arial" w:ascii="Arial" w:hAnsi="Arial"/>
+                <w:rFonts w:eastAsia="Arial" w:cs="Arial"/>
                 <w:color w:val="000000"/>
               </w:rPr>
             </w:r>
@@ -8084,7 +7965,7 @@
         <w:trPr/>
         <w:tc>
           <w:tcPr>
-            <w:tcW w:w="2264" w:type="dxa"/>
+            <w:tcW w:w="2263" w:type="dxa"/>
             <w:tcBorders/>
             <w:vAlign w:val="center"/>
           </w:tcPr>
@@ -8108,7 +7989,7 @@
         </w:tc>
         <w:tc>
           <w:tcPr>
-            <w:tcW w:w="3603" w:type="dxa"/>
+            <w:tcW w:w="3604" w:type="dxa"/>
             <w:tcBorders/>
             <w:vAlign w:val="center"/>
           </w:tcPr>
@@ -8159,7 +8040,7 @@
         <w:trPr/>
         <w:tc>
           <w:tcPr>
-            <w:tcW w:w="2264" w:type="dxa"/>
+            <w:tcW w:w="2263" w:type="dxa"/>
             <w:tcBorders/>
             <w:vAlign w:val="center"/>
           </w:tcPr>
@@ -8183,7 +8064,7 @@
         </w:tc>
         <w:tc>
           <w:tcPr>
-            <w:tcW w:w="3603" w:type="dxa"/>
+            <w:tcW w:w="3604" w:type="dxa"/>
             <w:tcBorders/>
             <w:vAlign w:val="center"/>
           </w:tcPr>
@@ -8234,7 +8115,7 @@
         <w:trPr/>
         <w:tc>
           <w:tcPr>
-            <w:tcW w:w="2264" w:type="dxa"/>
+            <w:tcW w:w="2263" w:type="dxa"/>
             <w:tcBorders/>
             <w:vAlign w:val="center"/>
           </w:tcPr>
@@ -8258,7 +8139,7 @@
         </w:tc>
         <w:tc>
           <w:tcPr>
-            <w:tcW w:w="3603" w:type="dxa"/>
+            <w:tcW w:w="3604" w:type="dxa"/>
             <w:tcBorders/>
             <w:vAlign w:val="center"/>
           </w:tcPr>
@@ -8309,7 +8190,7 @@
         <w:trPr/>
         <w:tc>
           <w:tcPr>
-            <w:tcW w:w="2264" w:type="dxa"/>
+            <w:tcW w:w="2263" w:type="dxa"/>
             <w:tcBorders/>
             <w:vAlign w:val="center"/>
           </w:tcPr>
@@ -8333,7 +8214,7 @@
         </w:tc>
         <w:tc>
           <w:tcPr>
-            <w:tcW w:w="3603" w:type="dxa"/>
+            <w:tcW w:w="3604" w:type="dxa"/>
             <w:tcBorders/>
             <w:vAlign w:val="center"/>
           </w:tcPr>
@@ -8384,7 +8265,7 @@
         <w:trPr/>
         <w:tc>
           <w:tcPr>
-            <w:tcW w:w="2264" w:type="dxa"/>
+            <w:tcW w:w="2263" w:type="dxa"/>
             <w:tcBorders/>
             <w:vAlign w:val="center"/>
           </w:tcPr>
@@ -8408,7 +8289,7 @@
         </w:tc>
         <w:tc>
           <w:tcPr>
-            <w:tcW w:w="3603" w:type="dxa"/>
+            <w:tcW w:w="3604" w:type="dxa"/>
             <w:tcBorders/>
             <w:vAlign w:val="center"/>
           </w:tcPr>
@@ -8459,7 +8340,7 @@
         <w:trPr/>
         <w:tc>
           <w:tcPr>
-            <w:tcW w:w="2264" w:type="dxa"/>
+            <w:tcW w:w="2263" w:type="dxa"/>
             <w:tcBorders>
               <w:bottom w:val="single" w:sz="6" w:space="0" w:color="000000"/>
             </w:tcBorders>
@@ -8485,7 +8366,7 @@
         </w:tc>
         <w:tc>
           <w:tcPr>
-            <w:tcW w:w="3603" w:type="dxa"/>
+            <w:tcW w:w="3604" w:type="dxa"/>
             <w:tcBorders>
               <w:bottom w:val="single" w:sz="6" w:space="0" w:color="000000"/>
             </w:tcBorders>
@@ -8549,7 +8430,7 @@
       </w:pPr>
       <w:r>
         <w:rPr>
-          <w:rFonts w:eastAsia="Arial" w:cs="Arial" w:ascii="Arial" w:hAnsi="Arial"/>
+          <w:rFonts w:eastAsia="Arial" w:cs="Arial"/>
           <w:color w:val="000000"/>
         </w:rPr>
       </w:r>
@@ -8565,7 +8446,7 @@
           <w:numId w:val="1"/>
         </w:numPr>
         <w:spacing w:lineRule="auto" w:line="360" w:before="0" w:after="120"/>
-        <w:ind w:hanging="0" w:start="0"/>
+        <w:ind w:hanging="0" w:left="0"/>
         <w:rPr>
           <w:rFonts w:ascii="Arial" w:hAnsi="Arial"/>
         </w:rPr>
@@ -8678,7 +8559,7 @@
       </w:pPr>
       <w:r>
         <w:rPr>
-          <w:rFonts w:eastAsia="Arial" w:cs="Arial" w:ascii="Arial" w:hAnsi="Arial"/>
+          <w:rFonts w:eastAsia="Arial" w:cs="Arial"/>
           <w:color w:val="000000"/>
         </w:rPr>
       </w:r>
@@ -8692,7 +8573,6 @@
           <w:rFonts w:ascii="Arial" w:hAnsi="Arial"/>
         </w:rPr>
       </w:pPr>
-      <w:commentRangeStart w:id="31"/>
       <w:r>
         <w:rPr>
           <w:rFonts w:eastAsia="Arial" w:cs="Arial"/>
@@ -8702,11 +8582,7 @@
       </w:r>
       <w:r>
         <w:rPr/>
-        <w:commentReference w:id="32"/>
-      </w:r>
-      <w:commentRangeEnd w:id="31"/>
-      <w:r>
-        <w:commentReference w:id="31"/>
+        <w:commentReference w:id="16"/>
       </w:r>
       <w:r>
         <w:rPr>
@@ -8726,15 +8602,7 @@
           <w:rFonts w:eastAsia="Arial" w:cs="Arial"/>
           <w:color w:val="000000"/>
         </w:rPr>
-        <w:t xml:space="preserve">). Additionally, the peaks of </w:t>
-      </w:r>
-      <w:commentRangeStart w:id="33"/>
-      <w:r>
-        <w:rPr>
-          <w:rFonts w:eastAsia="Arial" w:cs="Arial"/>
-          <w:color w:val="000000"/>
-        </w:rPr>
-        <w:t xml:space="preserve">abundance for </w:t>
+        <w:t xml:space="preserve">). Additionally, the peaks of abundance for </w:t>
       </w:r>
       <w:r>
         <w:rPr>
@@ -8781,13 +8649,9 @@
         </w:rPr>
         <w:t>).</w:t>
       </w:r>
-      <w:commentRangeEnd w:id="33"/>
-      <w:r>
-        <w:commentReference w:id="33"/>
-      </w:r>
-      <w:r>
-        <w:rPr/>
-        <w:commentReference w:id="34"/>
+      <w:r>
+        <w:rPr/>
+        <w:commentReference w:id="17"/>
       </w:r>
     </w:p>
     <w:p>
@@ -8968,7 +8832,7 @@
       </w:r>
       <w:r>
         <w:rPr/>
-        <w:commentReference w:id="35"/>
+        <w:commentReference w:id="18"/>
       </w:r>
     </w:p>
     <w:p>
@@ -8983,7 +8847,7 @@
       </w:pPr>
       <w:r>
         <w:rPr>
-          <w:rFonts w:eastAsia="Arial" w:cs="Arial" w:ascii="Arial" w:hAnsi="Arial"/>
+          <w:rFonts w:eastAsia="Arial" w:cs="Arial"/>
           <w:color w:val="000000"/>
         </w:rPr>
       </w:r>
@@ -9032,23 +8896,11 @@
           <w:rFonts w:eastAsia="Arial" w:cs="Arial"/>
           <w:color w:val="000000"/>
         </w:rPr>
-        <w:t xml:space="preserve">The GLMMs were used to quantify the difference in abundance between the years and sampling periods. When </w:t>
-      </w:r>
-      <w:commentRangeStart w:id="36"/>
-      <w:r>
-        <w:rPr>
-          <w:rFonts w:eastAsia="Arial" w:cs="Arial"/>
-          <w:color w:val="000000"/>
-        </w:rPr>
-        <w:t xml:space="preserve">all the species and sites </w:t>
-      </w:r>
-      <w:r>
-        <w:rPr/>
-        <w:commentReference w:id="37"/>
-      </w:r>
-      <w:commentRangeEnd w:id="36"/>
-      <w:r>
-        <w:commentReference w:id="36"/>
+        <w:t xml:space="preserve">The GLMMs were used to quantify the difference in abundance between the years and sampling periods. When all the species and sites </w:t>
+      </w:r>
+      <w:r>
+        <w:rPr/>
+        <w:commentReference w:id="19"/>
       </w:r>
       <w:r>
         <w:rPr>
@@ -9209,7 +9061,6 @@
           <w:rFonts w:ascii="Arial" w:hAnsi="Arial"/>
         </w:rPr>
       </w:pPr>
-      <w:commentRangeStart w:id="38"/>
       <w:r>
         <w:rPr>
           <w:rFonts w:eastAsia="Arial" w:cs="Arial"/>
@@ -9245,11 +9096,7 @@
       </w:r>
       <w:r>
         <w:rPr/>
-        <w:commentReference w:id="39"/>
-      </w:r>
-      <w:commentRangeEnd w:id="38"/>
-      <w:r>
-        <w:commentReference w:id="38"/>
+        <w:commentReference w:id="20"/>
       </w:r>
       <w:r>
         <w:drawing>
@@ -9365,7 +9212,7 @@
       </w:pPr>
       <w:r>
         <w:rPr>
-          <w:rFonts w:eastAsia="Arial" w:cs="Arial" w:ascii="Arial" w:hAnsi="Arial"/>
+          <w:rFonts w:eastAsia="Arial" w:cs="Arial"/>
           <w:color w:val="000000"/>
         </w:rPr>
       </w:r>
@@ -9414,7 +9261,7 @@
       </w:pPr>
       <w:r>
         <w:rPr>
-          <w:rFonts w:eastAsia="Arial" w:cs="Arial" w:ascii="Arial" w:hAnsi="Arial"/>
+          <w:rFonts w:eastAsia="Arial" w:cs="Arial"/>
           <w:b/>
           <w:bCs/>
           <w:color w:val="000000"/>
@@ -9452,23 +9299,11 @@
           <w:rFonts w:eastAsia="Arial" w:cs="Arial"/>
           <w:color w:val="000000"/>
         </w:rPr>
-        <w:t xml:space="preserve"> Mean species density (± standard error) </w:t>
-      </w:r>
-      <w:commentRangeStart w:id="40"/>
-      <w:r>
-        <w:rPr>
-          <w:rFonts w:eastAsia="Arial" w:cs="Arial"/>
-          <w:color w:val="000000"/>
-        </w:rPr>
-        <w:t>compared</w:t>
-      </w:r>
-      <w:r>
-        <w:rPr/>
-        <w:commentReference w:id="41"/>
-      </w:r>
-      <w:commentRangeEnd w:id="40"/>
-      <w:r>
-        <w:commentReference w:id="40"/>
+        <w:t xml:space="preserve"> Mean species density (± standard error) compared</w:t>
+      </w:r>
+      <w:r>
+        <w:rPr/>
+        <w:commentReference w:id="21"/>
       </w:r>
       <w:r>
         <w:rPr>
@@ -9481,26 +9316,26 @@
     <w:tbl>
       <w:tblPr>
         <w:tblW w:w="9638" w:type="dxa"/>
-        <w:jc w:val="start"/>
+        <w:jc w:val="left"/>
         <w:tblInd w:w="80" w:type="dxa"/>
         <w:tblLayout w:type="fixed"/>
         <w:tblCellMar>
           <w:top w:w="0" w:type="dxa"/>
-          <w:start w:w="108" w:type="dxa"/>
+          <w:left w:w="108" w:type="dxa"/>
           <w:bottom w:w="0" w:type="dxa"/>
-          <w:end w:w="108" w:type="dxa"/>
+          <w:right w:w="108" w:type="dxa"/>
         </w:tblCellMar>
       </w:tblPr>
       <w:tblGrid>
-        <w:gridCol w:w="3417"/>
-        <w:gridCol w:w="3552"/>
+        <w:gridCol w:w="3416"/>
+        <w:gridCol w:w="3553"/>
         <w:gridCol w:w="2669"/>
       </w:tblGrid>
       <w:tr>
         <w:trPr/>
         <w:tc>
           <w:tcPr>
-            <w:tcW w:w="3417" w:type="dxa"/>
+            <w:tcW w:w="3416" w:type="dxa"/>
             <w:tcBorders>
               <w:top w:val="single" w:sz="6" w:space="0" w:color="000000"/>
               <w:bottom w:val="single" w:sz="4" w:space="0" w:color="000000"/>
@@ -9527,7 +9362,7 @@
         </w:tc>
         <w:tc>
           <w:tcPr>
-            <w:tcW w:w="3552" w:type="dxa"/>
+            <w:tcW w:w="3553" w:type="dxa"/>
             <w:tcBorders>
               <w:top w:val="single" w:sz="6" w:space="0" w:color="000000"/>
               <w:bottom w:val="single" w:sz="4" w:space="0" w:color="000000"/>
@@ -9618,7 +9453,7 @@
         <w:trPr/>
         <w:tc>
           <w:tcPr>
-            <w:tcW w:w="3417" w:type="dxa"/>
+            <w:tcW w:w="3416" w:type="dxa"/>
             <w:tcBorders>
               <w:top w:val="single" w:sz="4" w:space="0" w:color="000000"/>
             </w:tcBorders>
@@ -9644,7 +9479,7 @@
         </w:tc>
         <w:tc>
           <w:tcPr>
-            <w:tcW w:w="3552" w:type="dxa"/>
+            <w:tcW w:w="3553" w:type="dxa"/>
             <w:tcBorders>
               <w:top w:val="single" w:sz="4" w:space="0" w:color="000000"/>
             </w:tcBorders>
@@ -9699,7 +9534,7 @@
         <w:trPr/>
         <w:tc>
           <w:tcPr>
-            <w:tcW w:w="3417" w:type="dxa"/>
+            <w:tcW w:w="3416" w:type="dxa"/>
             <w:tcBorders/>
             <w:vAlign w:val="center"/>
           </w:tcPr>
@@ -9723,7 +9558,7 @@
         </w:tc>
         <w:tc>
           <w:tcPr>
-            <w:tcW w:w="3552" w:type="dxa"/>
+            <w:tcW w:w="3553" w:type="dxa"/>
             <w:tcBorders/>
             <w:vAlign w:val="center"/>
           </w:tcPr>
@@ -9774,7 +9609,7 @@
         <w:trPr/>
         <w:tc>
           <w:tcPr>
-            <w:tcW w:w="3417" w:type="dxa"/>
+            <w:tcW w:w="3416" w:type="dxa"/>
             <w:tcBorders/>
             <w:vAlign w:val="center"/>
           </w:tcPr>
@@ -9798,7 +9633,7 @@
         </w:tc>
         <w:tc>
           <w:tcPr>
-            <w:tcW w:w="3552" w:type="dxa"/>
+            <w:tcW w:w="3553" w:type="dxa"/>
             <w:tcBorders/>
             <w:vAlign w:val="center"/>
           </w:tcPr>
@@ -9849,7 +9684,7 @@
         <w:trPr/>
         <w:tc>
           <w:tcPr>
-            <w:tcW w:w="3417" w:type="dxa"/>
+            <w:tcW w:w="3416" w:type="dxa"/>
             <w:tcBorders/>
             <w:vAlign w:val="center"/>
           </w:tcPr>
@@ -9873,7 +9708,7 @@
         </w:tc>
         <w:tc>
           <w:tcPr>
-            <w:tcW w:w="3552" w:type="dxa"/>
+            <w:tcW w:w="3553" w:type="dxa"/>
             <w:tcBorders/>
             <w:vAlign w:val="center"/>
           </w:tcPr>
@@ -9924,7 +9759,7 @@
         <w:trPr/>
         <w:tc>
           <w:tcPr>
-            <w:tcW w:w="3417" w:type="dxa"/>
+            <w:tcW w:w="3416" w:type="dxa"/>
             <w:tcBorders/>
             <w:vAlign w:val="center"/>
           </w:tcPr>
@@ -9948,7 +9783,7 @@
         </w:tc>
         <w:tc>
           <w:tcPr>
-            <w:tcW w:w="3552" w:type="dxa"/>
+            <w:tcW w:w="3553" w:type="dxa"/>
             <w:tcBorders/>
             <w:vAlign w:val="center"/>
           </w:tcPr>
@@ -9999,7 +9834,7 @@
         <w:trPr/>
         <w:tc>
           <w:tcPr>
-            <w:tcW w:w="3417" w:type="dxa"/>
+            <w:tcW w:w="3416" w:type="dxa"/>
             <w:tcBorders>
               <w:bottom w:val="single" w:sz="6" w:space="0" w:color="000000"/>
             </w:tcBorders>
@@ -10025,7 +9860,7 @@
         </w:tc>
         <w:tc>
           <w:tcPr>
-            <w:tcW w:w="3552" w:type="dxa"/>
+            <w:tcW w:w="3553" w:type="dxa"/>
             <w:tcBorders>
               <w:bottom w:val="single" w:sz="6" w:space="0" w:color="000000"/>
             </w:tcBorders>
@@ -10089,7 +9924,7 @@
       </w:pPr>
       <w:r>
         <w:rPr>
-          <w:rFonts w:eastAsia="Arial" w:cs="Arial" w:ascii="Arial" w:hAnsi="Arial"/>
+          <w:rFonts w:eastAsia="Arial" w:cs="Arial"/>
           <w:color w:val="000000"/>
         </w:rPr>
       </w:r>
@@ -10105,7 +9940,7 @@
           <w:numId w:val="1"/>
         </w:numPr>
         <w:spacing w:lineRule="auto" w:line="360" w:before="0" w:after="120"/>
-        <w:ind w:hanging="0" w:start="0"/>
+        <w:ind w:hanging="0" w:left="0"/>
         <w:rPr>
           <w:rFonts w:ascii="Arial" w:hAnsi="Arial"/>
         </w:rPr>
@@ -10305,7 +10140,7 @@
       </w:pPr>
       <w:r>
         <w:rPr>
-          <w:rFonts w:eastAsia="Arial" w:cs="Arial" w:ascii="Arial" w:hAnsi="Arial"/>
+          <w:rFonts w:eastAsia="Arial" w:cs="Arial"/>
           <w:color w:val="000000"/>
         </w:rPr>
         <w:drawing>
@@ -10396,23 +10231,11 @@
           <w:rFonts w:eastAsia="Arial" w:cs="Arial"/>
           <w:color w:val="000000"/>
         </w:rPr>
-        <w:t xml:space="preserve">Biplot showing the factors that most significantly explained the variance in the beetle </w:t>
-      </w:r>
-      <w:commentRangeStart w:id="42"/>
-      <w:r>
-        <w:rPr>
-          <w:rFonts w:eastAsia="Arial" w:cs="Arial"/>
-          <w:color w:val="000000"/>
-        </w:rPr>
-        <w:t xml:space="preserve">abundance across the historical sampling comparisons, with </w:t>
-      </w:r>
-      <w:r>
-        <w:rPr/>
-        <w:commentReference w:id="43"/>
-      </w:r>
-      <w:commentRangeEnd w:id="42"/>
-      <w:r>
-        <w:commentReference w:id="42"/>
+        <w:t xml:space="preserve">Biplot showing the factors that most significantly explained the variance in the beetle abundance across the historical sampling comparisons, with </w:t>
+      </w:r>
+      <w:r>
+        <w:rPr/>
+        <w:commentReference w:id="22"/>
       </w:r>
       <w:r>
         <w:rPr>
@@ -10434,7 +10257,7 @@
       </w:pPr>
       <w:r>
         <w:rPr>
-          <w:rFonts w:eastAsia="Arial" w:cs="Arial" w:ascii="Arial" w:hAnsi="Arial"/>
+          <w:rFonts w:eastAsia="Arial" w:cs="Arial"/>
           <w:color w:val="000000"/>
         </w:rPr>
       </w:r>
@@ -10524,23 +10347,11 @@
           <w:rFonts w:eastAsia="Arial" w:cs="Arial"/>
           <w:color w:val="000000"/>
         </w:rPr>
-        <w:t>Biplot showing the factors that most significantly explained the variance of the three focal beetle species</w:t>
-      </w:r>
-      <w:commentRangeStart w:id="44"/>
-      <w:r>
-        <w:rPr>
-          <w:rFonts w:eastAsia="Arial" w:cs="Arial"/>
-          <w:color w:val="000000"/>
-        </w:rPr>
-        <w:t xml:space="preserve"> from the October 2022 sampling</w:t>
-      </w:r>
-      <w:r>
-        <w:rPr/>
-        <w:commentReference w:id="45"/>
-      </w:r>
-      <w:commentRangeEnd w:id="44"/>
-      <w:r>
-        <w:commentReference w:id="44"/>
+        <w:t>Biplot showing the factors that most significantly explained the variance of the three focal beetle species from the October 2022 sampling</w:t>
+      </w:r>
+      <w:r>
+        <w:rPr/>
+        <w:commentReference w:id="23"/>
       </w:r>
       <w:r>
         <w:drawing>
@@ -10604,8 +10415,12 @@
     <w:p>
       <w:pPr>
         <w:pStyle w:val="Heading1"/>
+        <w:numPr>
+          <w:ilvl w:val="0"/>
+          <w:numId w:val="1"/>
+        </w:numPr>
         <w:spacing w:lineRule="auto" w:line="360" w:before="0" w:after="120"/>
-        <w:ind w:hanging="0" w:start="0"/>
+        <w:ind w:hanging="0" w:left="0"/>
         <w:rPr>
           <w:rFonts w:ascii="Arial" w:hAnsi="Arial"/>
         </w:rPr>
@@ -11595,12 +11410,7 @@
       <w:bookmarkEnd w:id="89"/>
       <w:r>
         <w:rPr/>
-        <w:t xml:space="preserve">. Although this El Niño was not particularly intense, fully identifying the beetle samples that were collected in October 2023 could have allowed for an informative explanation regarding rapid responses by the beetle assemblages to environmental changes and a potential comparison to the </w:t>
-      </w:r>
-      <w:commentRangeStart w:id="46"/>
-      <w:r>
-        <w:rPr/>
-        <w:t>October 2003 sampling event.</w:t>
+        <w:t>. Although this El Niño was not particularly intense, fully identifying the beetle samples that were collected in October 2023 could have allowed for an informative explanation regarding rapid responses by the beetle assemblages to environmental changes and a potential comparison to the October 2003 sampling event.</w:t>
       </w:r>
     </w:p>
     <w:p>
@@ -11700,13 +11510,9 @@
         </w:rPr>
         <w:t>.</w:t>
       </w:r>
-      <w:commentRangeEnd w:id="46"/>
-      <w:r>
-        <w:commentReference w:id="46"/>
-      </w:r>
-      <w:r>
-        <w:rPr/>
-        <w:commentReference w:id="47"/>
+      <w:r>
+        <w:rPr/>
+        <w:commentReference w:id="24"/>
       </w:r>
     </w:p>
     <w:p>
@@ -11972,7 +11778,7 @@
           <w:numId w:val="1"/>
         </w:numPr>
         <w:spacing w:lineRule="auto" w:line="360"/>
-        <w:ind w:hanging="0" w:start="0"/>
+        <w:ind w:hanging="0" w:left="0"/>
         <w:rPr>
           <w:rFonts w:ascii="Arial" w:hAnsi="Arial"/>
         </w:rPr>
@@ -12326,7 +12132,6 @@
           <w:rFonts w:ascii="Arial" w:hAnsi="Arial"/>
         </w:rPr>
       </w:pPr>
-      <w:commentRangeStart w:id="48"/>
       <w:r>
         <w:rPr>
           <w:rFonts w:eastAsia="Arial" w:cs="Arial"/>
@@ -12336,13 +12141,9 @@
         </w:rPr>
         <w:t>Conclusions</w:t>
       </w:r>
-      <w:commentRangeEnd w:id="48"/>
-      <w:r>
-        <w:commentReference w:id="48"/>
-      </w:r>
-      <w:r>
-        <w:rPr/>
-        <w:commentReference w:id="49"/>
+      <w:r>
+        <w:rPr/>
+        <w:commentReference w:id="25"/>
       </w:r>
       <w:r>
         <w:br w:type="page"/>
@@ -12351,8 +12152,12 @@
     <w:p>
       <w:pPr>
         <w:pStyle w:val="Heading1"/>
+        <w:numPr>
+          <w:ilvl w:val="0"/>
+          <w:numId w:val="1"/>
+        </w:numPr>
         <w:spacing w:lineRule="auto" w:line="360" w:before="0" w:after="120"/>
-        <w:ind w:hanging="0" w:start="0"/>
+        <w:ind w:hanging="0" w:left="0"/>
         <w:rPr>
           <w:rFonts w:ascii="Arial" w:hAnsi="Arial"/>
         </w:rPr>
@@ -14212,7 +14017,7 @@
       <w:pgNumType w:fmt="decimal"/>
       <w:formProt w:val="false"/>
       <w:textDirection w:val="lrTb"/>
-      <w:docGrid w:type="default" w:linePitch="312" w:charSpace="4294961151"/>
+      <w:docGrid w:type="default" w:linePitch="312" w:charSpace="0"/>
     </w:sectPr>
   </w:body>
 </w:document>
@@ -14220,12 +14025,12 @@
 
 <file path=word/comments.xml><?xml version="1.0" encoding="utf-8"?>
 <w:comments xmlns:o="urn:schemas-microsoft-com:office:office" xmlns:r="http://schemas.openxmlformats.org/officeDocument/2006/relationships" xmlns:v="urn:schemas-microsoft-com:vml" xmlns:w="http://schemas.openxmlformats.org/wordprocessingml/2006/main" xmlns:w10="urn:schemas-microsoft-com:office:word" xmlns:wp="http://schemas.openxmlformats.org/drawingml/2006/wordprocessingDrawing" xmlns:pic="http://schemas.openxmlformats.org/drawingml/2006/picture" xmlns:wps="http://schemas.microsoft.com/office/word/2010/wordprocessingShape" xmlns:wpg="http://schemas.microsoft.com/office/word/2010/wordprocessingGroup" xmlns:mc="http://schemas.openxmlformats.org/markup-compatibility/2006" xmlns:wp14="http://schemas.microsoft.com/office/word/2010/wordprocessingDrawing" xmlns:w14="http://schemas.microsoft.com/office/word/2010/wordml" xmlns:w15="http://schemas.microsoft.com/office/word/2012/wordml" mc:Ignorable="w14 wp14 w15">
-  <w:comment w:id="1" w:author="Charlene Janion-Scheepers" w:date="2026-04-02T11:38:00Z" w:initials="CJ">
-    <w:p>
-      <w:pPr>
-        <w:overflowPunct w:val="false"/>
-        <w:spacing w:before="0" w:after="0" w:lineRule="auto" w:line="240"/>
-        <w:jc w:val="start"/>
+  <w:comment w:id="0" w:author="Charlene Janion-Scheepers" w:date="2026-04-02T11:38:00Z" w:initials="CJ">
+    <w:p>
+      <w:pPr>
+        <w:overflowPunct w:val="true"/>
+        <w:spacing w:lineRule="auto" w:line="240" w:before="0" w:after="0"/>
+        <w:jc w:val="left"/>
         <w:rPr/>
       </w:pPr>
       <w:r>
@@ -14233,22 +14038,22 @@
       </w:r>
       <w:r>
         <w:rPr>
-          <w:rFonts w:cs="Liberation Serif" w:eastAsia="Liberation Serif" w:ascii="Liberation Serif" w:hAnsi="Liberation Serif"/>
+          <w:rFonts w:eastAsia="Liberation Serif" w:cs="Liberation Serif" w:ascii="Liberation Serif" w:hAnsi="Liberation Serif"/>
           <w:kern w:val="0"/>
           <w:sz w:val="20"/>
           <w:szCs w:val="20"/>
-          <w:lang w:eastAsia="en-GB" w:val="en-GB" w:bidi="ar-SA"/>
+          <w:lang w:val="en-GB" w:eastAsia="en-GB" w:bidi="ar-SA"/>
         </w:rPr>
         <w:t xml:space="preserve">Check that order is same as for Results and that all results reported are also in methods (for example rarefaction curves missing from Methods). </w:t>
       </w:r>
     </w:p>
   </w:comment>
-  <w:comment w:id="3" w:author="Charlene Janion-Scheepers" w:date="2026-04-02T10:35:00Z" w:initials="CJ">
-    <w:p>
-      <w:pPr>
-        <w:overflowPunct w:val="false"/>
-        <w:spacing w:before="0" w:after="0" w:lineRule="auto" w:line="240"/>
-        <w:jc w:val="start"/>
+  <w:comment w:id="1" w:author="Charlene Janion-Scheepers" w:date="2026-04-02T10:35:00Z" w:initials="CJ">
+    <w:p>
+      <w:pPr>
+        <w:overflowPunct w:val="true"/>
+        <w:spacing w:lineRule="auto" w:line="240" w:before="0" w:after="0"/>
+        <w:jc w:val="left"/>
         <w:rPr/>
       </w:pPr>
       <w:r>
@@ -14256,22 +14061,22 @@
       </w:r>
       <w:r>
         <w:rPr>
-          <w:rFonts w:cs="Liberation Serif" w:eastAsia="Liberation Serif" w:ascii="Liberation Serif" w:hAnsi="Liberation Serif"/>
+          <w:rFonts w:eastAsia="Liberation Serif" w:cs="Liberation Serif" w:ascii="Liberation Serif" w:hAnsi="Liberation Serif"/>
           <w:kern w:val="0"/>
           <w:sz w:val="20"/>
           <w:szCs w:val="20"/>
-          <w:lang w:eastAsia="en-GB" w:val="en-GB" w:bidi="ar-SA"/>
+          <w:lang w:val="en-GB" w:eastAsia="en-GB" w:bidi="ar-SA"/>
         </w:rPr>
         <w:t xml:space="preserve">you used more no? </w:t>
       </w:r>
     </w:p>
   </w:comment>
-  <w:comment w:id="5" w:author="Charlene Janion-Scheepers" w:date="2026-04-02T11:48:00Z" w:initials="CJ">
-    <w:p>
-      <w:pPr>
-        <w:overflowPunct w:val="false"/>
-        <w:spacing w:before="0" w:after="0" w:lineRule="auto" w:line="240"/>
-        <w:jc w:val="start"/>
+  <w:comment w:id="2" w:author="Charlene Janion-Scheepers" w:date="2026-04-02T11:48:00Z" w:initials="CJ">
+    <w:p>
+      <w:pPr>
+        <w:overflowPunct w:val="true"/>
+        <w:spacing w:lineRule="auto" w:line="240" w:before="0" w:after="0"/>
+        <w:jc w:val="left"/>
         <w:rPr/>
       </w:pPr>
       <w:r>
@@ -14279,22 +14084,22 @@
       </w:r>
       <w:r>
         <w:rPr>
-          <w:rFonts w:cs="Liberation Serif" w:eastAsia="Liberation Serif" w:ascii="Liberation Serif" w:hAnsi="Liberation Serif"/>
+          <w:rFonts w:eastAsia="Liberation Serif" w:cs="Liberation Serif" w:ascii="Liberation Serif" w:hAnsi="Liberation Serif"/>
           <w:kern w:val="0"/>
           <w:sz w:val="20"/>
           <w:szCs w:val="20"/>
-          <w:lang w:eastAsia="en-GB" w:val="en-GB" w:bidi="ar-SA"/>
+          <w:lang w:val="en-GB" w:eastAsia="en-GB" w:bidi="ar-SA"/>
         </w:rPr>
         <w:t>how was this calculated?</w:t>
       </w:r>
     </w:p>
   </w:comment>
-  <w:comment w:id="7" w:author="Charlene Janion-Scheepers" w:date="2026-04-02T11:04:00Z" w:initials="CJ">
-    <w:p>
-      <w:pPr>
-        <w:overflowPunct w:val="false"/>
-        <w:spacing w:before="0" w:after="0" w:lineRule="auto" w:line="240"/>
-        <w:jc w:val="start"/>
+  <w:comment w:id="3" w:author="Charlene Janion-Scheepers" w:date="2026-04-02T11:04:00Z" w:initials="CJ">
+    <w:p>
+      <w:pPr>
+        <w:overflowPunct w:val="true"/>
+        <w:spacing w:lineRule="auto" w:line="240" w:before="0" w:after="0"/>
+        <w:jc w:val="left"/>
         <w:rPr/>
       </w:pPr>
       <w:r>
@@ -14302,22 +14107,22 @@
       </w:r>
       <w:r>
         <w:rPr>
-          <w:rFonts w:cs="Liberation Serif" w:eastAsia="Liberation Serif" w:ascii="Liberation Serif" w:hAnsi="Liberation Serif"/>
+          <w:rFonts w:eastAsia="Liberation Serif" w:cs="Liberation Serif" w:ascii="Liberation Serif" w:hAnsi="Liberation Serif"/>
           <w:kern w:val="0"/>
           <w:sz w:val="20"/>
           <w:szCs w:val="20"/>
-          <w:lang w:eastAsia="en-GB" w:val="en-GB" w:bidi="ar-SA"/>
+          <w:lang w:val="en-GB" w:eastAsia="en-GB" w:bidi="ar-SA"/>
         </w:rPr>
         <w:t>can't see lines of the axes....</w:t>
       </w:r>
     </w:p>
   </w:comment>
-  <w:comment w:id="9" w:author="Charlene Janion-Scheepers" w:date="2026-04-02T11:05:00Z" w:initials="CJ">
-    <w:p>
-      <w:pPr>
-        <w:overflowPunct w:val="false"/>
-        <w:spacing w:before="0" w:after="0" w:lineRule="auto" w:line="240"/>
-        <w:jc w:val="start"/>
+  <w:comment w:id="4" w:author="Charlene Janion-Scheepers" w:date="2026-04-02T11:05:00Z" w:initials="CJ">
+    <w:p>
+      <w:pPr>
+        <w:overflowPunct w:val="true"/>
+        <w:spacing w:lineRule="auto" w:line="240" w:before="0" w:after="0"/>
+        <w:jc w:val="left"/>
         <w:rPr/>
       </w:pPr>
       <w:r>
@@ -14325,22 +14130,22 @@
       </w:r>
       <w:r>
         <w:rPr>
-          <w:rFonts w:cs="Liberation Serif" w:eastAsia="Liberation Serif" w:ascii="Liberation Serif" w:hAnsi="Liberation Serif"/>
+          <w:rFonts w:eastAsia="Liberation Serif" w:cs="Liberation Serif" w:ascii="Liberation Serif" w:hAnsi="Liberation Serif"/>
           <w:kern w:val="0"/>
           <w:sz w:val="20"/>
           <w:szCs w:val="20"/>
-          <w:lang w:eastAsia="en-GB" w:val="en-GB" w:bidi="ar-SA"/>
+          <w:lang w:val="en-GB" w:eastAsia="en-GB" w:bidi="ar-SA"/>
         </w:rPr>
         <w:t>??</w:t>
       </w:r>
     </w:p>
   </w:comment>
-  <w:comment w:id="11" w:author="Charlene Janion-Scheepers" w:date="2026-04-02T11:06:00Z" w:initials="CJ">
-    <w:p>
-      <w:pPr>
-        <w:overflowPunct w:val="false"/>
-        <w:spacing w:before="0" w:after="0" w:lineRule="auto" w:line="240"/>
-        <w:jc w:val="start"/>
+  <w:comment w:id="5" w:author="Charlene Janion-Scheepers" w:date="2026-04-02T11:06:00Z" w:initials="CJ">
+    <w:p>
+      <w:pPr>
+        <w:overflowPunct w:val="true"/>
+        <w:spacing w:lineRule="auto" w:line="240" w:before="0" w:after="0"/>
+        <w:jc w:val="left"/>
         <w:rPr/>
       </w:pPr>
       <w:r>
@@ -14348,22 +14153,22 @@
       </w:r>
       <w:r>
         <w:rPr>
-          <w:rFonts w:cs="Liberation Serif" w:eastAsia="Liberation Serif" w:ascii="Liberation Serif" w:hAnsi="Liberation Serif"/>
+          <w:rFonts w:eastAsia="Liberation Serif" w:cs="Liberation Serif" w:ascii="Liberation Serif" w:hAnsi="Liberation Serif"/>
           <w:kern w:val="0"/>
           <w:sz w:val="20"/>
           <w:szCs w:val="20"/>
-          <w:lang w:eastAsia="en-GB" w:val="en-GB" w:bidi="ar-SA"/>
+          <w:lang w:val="en-GB" w:eastAsia="en-GB" w:bidi="ar-SA"/>
         </w:rPr>
         <w:t>don't understand how you get these figures?</w:t>
       </w:r>
     </w:p>
   </w:comment>
-  <w:comment w:id="13" w:author="Charlene Janion-Scheepers" w:date="2026-04-02T11:06:00Z" w:initials="CJ">
-    <w:p>
-      <w:pPr>
-        <w:overflowPunct w:val="false"/>
-        <w:spacing w:before="0" w:after="0" w:lineRule="auto" w:line="240"/>
-        <w:jc w:val="start"/>
+  <w:comment w:id="6" w:author="Charlene Janion-Scheepers" w:date="2026-04-02T11:06:00Z" w:initials="CJ">
+    <w:p>
+      <w:pPr>
+        <w:overflowPunct w:val="true"/>
+        <w:spacing w:lineRule="auto" w:line="240" w:before="0" w:after="0"/>
+        <w:jc w:val="left"/>
         <w:rPr/>
       </w:pPr>
       <w:r>
@@ -14371,22 +14176,22 @@
       </w:r>
       <w:r>
         <w:rPr>
-          <w:rFonts w:cs="Liberation Serif" w:eastAsia="Liberation Serif" w:ascii="Liberation Serif" w:hAnsi="Liberation Serif"/>
+          <w:rFonts w:eastAsia="Liberation Serif" w:cs="Liberation Serif" w:ascii="Liberation Serif" w:hAnsi="Liberation Serif"/>
           <w:kern w:val="0"/>
           <w:sz w:val="20"/>
           <w:szCs w:val="20"/>
-          <w:lang w:eastAsia="en-GB" w:val="en-GB" w:bidi="ar-SA"/>
+          <w:lang w:val="en-GB" w:eastAsia="en-GB" w:bidi="ar-SA"/>
         </w:rPr>
         <w:t>Lines needed! A and B not on figures.</w:t>
       </w:r>
     </w:p>
   </w:comment>
-  <w:comment w:id="15" w:author="Charlene Janion-Scheepers" w:date="2026-04-02T11:10:00Z" w:initials="CJ">
-    <w:p>
-      <w:pPr>
-        <w:overflowPunct w:val="false"/>
-        <w:spacing w:before="0" w:after="0" w:lineRule="auto" w:line="240"/>
-        <w:jc w:val="start"/>
+  <w:comment w:id="7" w:author="Charlene Janion-Scheepers" w:date="2026-04-02T11:10:00Z" w:initials="CJ">
+    <w:p>
+      <w:pPr>
+        <w:overflowPunct w:val="true"/>
+        <w:spacing w:lineRule="auto" w:line="240" w:before="0" w:after="0"/>
+        <w:jc w:val="left"/>
         <w:rPr/>
       </w:pPr>
       <w:r>
@@ -14394,22 +14199,22 @@
       </w:r>
       <w:r>
         <w:rPr>
-          <w:rFonts w:cs="Liberation Serif" w:eastAsia="Liberation Serif" w:ascii="Liberation Serif" w:hAnsi="Liberation Serif"/>
+          <w:rFonts w:eastAsia="Liberation Serif" w:cs="Liberation Serif" w:ascii="Liberation Serif" w:hAnsi="Liberation Serif"/>
           <w:kern w:val="0"/>
           <w:sz w:val="20"/>
           <w:szCs w:val="20"/>
-          <w:lang w:eastAsia="en-GB" w:val="en-GB" w:bidi="ar-SA"/>
+          <w:lang w:val="en-GB" w:eastAsia="en-GB" w:bidi="ar-SA"/>
         </w:rPr>
         <w:t>rename B figures and tables to have an S  before, for Supplementary Material...</w:t>
       </w:r>
     </w:p>
   </w:comment>
-  <w:comment w:id="17" w:author="Charlene Janion-Scheepers" w:date="2026-04-02T11:10:00Z" w:initials="CJ">
-    <w:p>
-      <w:pPr>
-        <w:overflowPunct w:val="false"/>
-        <w:spacing w:before="0" w:after="0" w:lineRule="auto" w:line="240"/>
-        <w:jc w:val="start"/>
+  <w:comment w:id="8" w:author="Charlene Janion-Scheepers" w:date="2026-04-02T11:10:00Z" w:initials="CJ">
+    <w:p>
+      <w:pPr>
+        <w:overflowPunct w:val="true"/>
+        <w:spacing w:lineRule="auto" w:line="240" w:before="0" w:after="0"/>
+        <w:jc w:val="left"/>
         <w:rPr/>
       </w:pPr>
       <w:r>
@@ -14417,22 +14222,22 @@
       </w:r>
       <w:r>
         <w:rPr>
-          <w:rFonts w:cs="Liberation Serif" w:eastAsia="Liberation Serif" w:ascii="Liberation Serif" w:hAnsi="Liberation Serif"/>
+          <w:rFonts w:eastAsia="Liberation Serif" w:cs="Liberation Serif" w:ascii="Liberation Serif" w:hAnsi="Liberation Serif"/>
           <w:kern w:val="0"/>
           <w:sz w:val="20"/>
           <w:szCs w:val="20"/>
-          <w:lang w:eastAsia="en-GB" w:val="en-GB" w:bidi="ar-SA"/>
+          <w:lang w:val="en-GB" w:eastAsia="en-GB" w:bidi="ar-SA"/>
         </w:rPr>
         <w:t>axes and include A and B</w:t>
       </w:r>
     </w:p>
   </w:comment>
-  <w:comment w:id="19" w:author="Charlene Janion-Scheepers" w:date="2026-04-02T11:12:00Z" w:initials="CJ">
-    <w:p>
-      <w:pPr>
-        <w:overflowPunct w:val="false"/>
-        <w:spacing w:before="0" w:after="0" w:lineRule="auto" w:line="240"/>
-        <w:jc w:val="start"/>
+  <w:comment w:id="9" w:author="Charlene Janion-Scheepers" w:date="2026-04-02T11:12:00Z" w:initials="CJ">
+    <w:p>
+      <w:pPr>
+        <w:overflowPunct w:val="true"/>
+        <w:spacing w:lineRule="auto" w:line="240" w:before="0" w:after="0"/>
+        <w:jc w:val="left"/>
         <w:rPr/>
       </w:pPr>
       <w:r>
@@ -14440,22 +14245,22 @@
       </w:r>
       <w:r>
         <w:rPr>
-          <w:rFonts w:cs="Liberation Serif" w:eastAsia="Liberation Serif" w:ascii="Liberation Serif" w:hAnsi="Liberation Serif"/>
+          <w:rFonts w:eastAsia="Liberation Serif" w:cs="Liberation Serif" w:ascii="Liberation Serif" w:hAnsi="Liberation Serif"/>
           <w:kern w:val="0"/>
           <w:sz w:val="20"/>
           <w:szCs w:val="20"/>
-          <w:lang w:eastAsia="en-GB" w:val="en-GB" w:bidi="ar-SA"/>
+          <w:lang w:val="en-GB" w:eastAsia="en-GB" w:bidi="ar-SA"/>
         </w:rPr>
         <w:t>axes and include A and B</w:t>
       </w:r>
     </w:p>
   </w:comment>
-  <w:comment w:id="21" w:author="Charlene Janion-Scheepers" w:date="2026-04-02T11:15:00Z" w:initials="CJ">
-    <w:p>
-      <w:pPr>
-        <w:overflowPunct w:val="false"/>
-        <w:spacing w:before="0" w:after="0" w:lineRule="auto" w:line="240"/>
-        <w:jc w:val="start"/>
+  <w:comment w:id="10" w:author="Charlene Janion-Scheepers" w:date="2026-04-02T11:15:00Z" w:initials="CJ">
+    <w:p>
+      <w:pPr>
+        <w:overflowPunct w:val="true"/>
+        <w:spacing w:lineRule="auto" w:line="240" w:before="0" w:after="0"/>
+        <w:jc w:val="left"/>
         <w:rPr/>
       </w:pPr>
       <w:r>
@@ -14463,22 +14268,22 @@
       </w:r>
       <w:r>
         <w:rPr>
-          <w:rFonts w:cs="Liberation Serif" w:eastAsia="Liberation Serif" w:ascii="Liberation Serif" w:hAnsi="Liberation Serif"/>
+          <w:rFonts w:eastAsia="Liberation Serif" w:cs="Liberation Serif" w:ascii="Liberation Serif" w:hAnsi="Liberation Serif"/>
           <w:kern w:val="0"/>
           <w:sz w:val="20"/>
           <w:szCs w:val="20"/>
-          <w:lang w:eastAsia="en-GB" w:val="en-GB" w:bidi="ar-SA"/>
+          <w:lang w:val="en-GB" w:eastAsia="en-GB" w:bidi="ar-SA"/>
         </w:rPr>
         <w:t>Do you have table for the Supplementary of all the species?</w:t>
       </w:r>
     </w:p>
   </w:comment>
-  <w:comment w:id="24" w:author="Charlene Janion-Scheepers" w:date="2026-04-02T11:20:00Z" w:initials="CJ">
-    <w:p>
-      <w:pPr>
-        <w:overflowPunct w:val="false"/>
-        <w:spacing w:before="0" w:after="0" w:lineRule="auto" w:line="240"/>
-        <w:jc w:val="start"/>
+  <w:comment w:id="11" w:author="Charlene Janion-Scheepers" w:date="2026-04-02T11:20:00Z" w:initials="CJ">
+    <w:p>
+      <w:pPr>
+        <w:overflowPunct w:val="true"/>
+        <w:spacing w:lineRule="auto" w:line="240" w:before="0" w:after="0"/>
+        <w:jc w:val="left"/>
         <w:rPr/>
       </w:pPr>
       <w:r>
@@ -14486,22 +14291,22 @@
       </w:r>
       <w:r>
         <w:rPr>
-          <w:rFonts w:cs="Liberation Serif" w:eastAsia="Liberation Serif" w:ascii="Liberation Serif" w:hAnsi="Liberation Serif"/>
+          <w:rFonts w:eastAsia="Liberation Serif" w:cs="Liberation Serif" w:ascii="Liberation Serif" w:hAnsi="Liberation Serif"/>
           <w:kern w:val="0"/>
           <w:sz w:val="20"/>
           <w:szCs w:val="20"/>
-          <w:lang w:eastAsia="en-GB" w:val="en-GB" w:bidi="ar-SA"/>
+          <w:lang w:val="en-GB" w:eastAsia="en-GB" w:bidi="ar-SA"/>
         </w:rPr>
         <w:t>axes, include A and B. Same for all figures in chapter!</w:t>
       </w:r>
     </w:p>
   </w:comment>
-  <w:comment w:id="25" w:author="Charlene Janion-Scheepers" w:date="2026-04-02T11:23:00Z" w:initials="CJ">
-    <w:p>
-      <w:pPr>
-        <w:overflowPunct w:val="false"/>
-        <w:spacing w:before="0" w:after="0" w:lineRule="auto" w:line="240"/>
-        <w:jc w:val="start"/>
+  <w:comment w:id="12" w:author="Charlene Janion-Scheepers" w:date="2026-04-02T11:23:00Z" w:initials="CJ">
+    <w:p>
+      <w:pPr>
+        <w:overflowPunct w:val="true"/>
+        <w:spacing w:lineRule="auto" w:line="240" w:before="0" w:after="0"/>
+        <w:jc w:val="left"/>
         <w:rPr/>
       </w:pPr>
       <w:r>
@@ -14509,22 +14314,22 @@
       </w:r>
       <w:r>
         <w:rPr>
-          <w:rFonts w:cs="Liberation Serif" w:eastAsia="Liberation Serif" w:ascii="Liberation Serif" w:hAnsi="Liberation Serif"/>
+          <w:rFonts w:eastAsia="Liberation Serif" w:cs="Liberation Serif" w:ascii="Liberation Serif" w:hAnsi="Liberation Serif"/>
           <w:kern w:val="0"/>
           <w:sz w:val="20"/>
           <w:szCs w:val="20"/>
-          <w:lang w:eastAsia="en-GB" w:val="en-GB" w:bidi="ar-SA"/>
+          <w:lang w:val="en-GB" w:eastAsia="en-GB" w:bidi="ar-SA"/>
         </w:rPr>
         <w:t>Why not use boxplots for these and next figures and show statistical differences between them?</w:t>
       </w:r>
     </w:p>
   </w:comment>
-  <w:comment w:id="27" w:author="Charlene Janion-Scheepers" w:date="2026-04-02T11:31:00Z" w:initials="CJ">
-    <w:p>
-      <w:pPr>
-        <w:overflowPunct w:val="false"/>
-        <w:spacing w:before="0" w:after="0" w:lineRule="auto" w:line="240"/>
-        <w:jc w:val="start"/>
+  <w:comment w:id="13" w:author="Charlene Janion-Scheepers" w:date="2026-04-02T11:31:00Z" w:initials="CJ">
+    <w:p>
+      <w:pPr>
+        <w:overflowPunct w:val="true"/>
+        <w:spacing w:lineRule="auto" w:line="240" w:before="0" w:after="0"/>
+        <w:jc w:val="left"/>
         <w:rPr/>
       </w:pPr>
       <w:r>
@@ -14532,22 +14337,22 @@
       </w:r>
       <w:r>
         <w:rPr>
-          <w:rFonts w:cs="Liberation Serif" w:eastAsia="Liberation Serif" w:ascii="Liberation Serif" w:hAnsi="Liberation Serif"/>
+          <w:rFonts w:eastAsia="Liberation Serif" w:cs="Liberation Serif" w:ascii="Liberation Serif" w:hAnsi="Liberation Serif"/>
           <w:kern w:val="0"/>
           <w:sz w:val="20"/>
           <w:szCs w:val="20"/>
-          <w:lang w:eastAsia="en-GB" w:val="en-GB" w:bidi="ar-SA"/>
+          <w:lang w:val="en-GB" w:eastAsia="en-GB" w:bidi="ar-SA"/>
         </w:rPr>
         <w:t>remove figure heading. Make  legend bigger.</w:t>
       </w:r>
     </w:p>
   </w:comment>
-  <w:comment w:id="29" w:author="Charlene Janion-Scheepers" w:date="2026-04-02T11:32:00Z" w:initials="CJ">
-    <w:p>
-      <w:pPr>
-        <w:overflowPunct w:val="false"/>
-        <w:spacing w:before="0" w:after="0" w:lineRule="auto" w:line="240"/>
-        <w:jc w:val="start"/>
+  <w:comment w:id="14" w:author="Charlene Janion-Scheepers" w:date="2026-04-02T11:32:00Z" w:initials="CJ">
+    <w:p>
+      <w:pPr>
+        <w:overflowPunct w:val="true"/>
+        <w:spacing w:lineRule="auto" w:line="240" w:before="0" w:after="0"/>
+        <w:jc w:val="left"/>
         <w:rPr/>
       </w:pPr>
       <w:r>
@@ -14555,22 +14360,22 @@
       </w:r>
       <w:r>
         <w:rPr>
-          <w:rFonts w:cs="Liberation Serif" w:eastAsia="Liberation Serif" w:ascii="Liberation Serif" w:hAnsi="Liberation Serif"/>
+          <w:rFonts w:eastAsia="Liberation Serif" w:cs="Liberation Serif" w:ascii="Liberation Serif" w:hAnsi="Liberation Serif"/>
           <w:kern w:val="0"/>
           <w:sz w:val="20"/>
           <w:szCs w:val="20"/>
-          <w:lang w:eastAsia="en-GB" w:val="en-GB" w:bidi="ar-SA"/>
+          <w:lang w:val="en-GB" w:eastAsia="en-GB" w:bidi="ar-SA"/>
         </w:rPr>
         <w:t xml:space="preserve">Please add how you did this to the methods section. </w:t>
       </w:r>
     </w:p>
   </w:comment>
-  <w:comment w:id="30" w:author="Charlene Janion-Scheepers" w:date="2026-04-02T11:32:00Z" w:initials="CJ">
-    <w:p>
-      <w:pPr>
-        <w:overflowPunct w:val="false"/>
-        <w:spacing w:before="0" w:after="0" w:lineRule="auto" w:line="240"/>
-        <w:jc w:val="start"/>
+  <w:comment w:id="15" w:author="Charlene Janion-Scheepers" w:date="2026-04-02T11:32:00Z" w:initials="CJ">
+    <w:p>
+      <w:pPr>
+        <w:overflowPunct w:val="true"/>
+        <w:spacing w:lineRule="auto" w:line="240" w:before="0" w:after="0"/>
+        <w:jc w:val="left"/>
         <w:rPr/>
       </w:pPr>
       <w:r>
@@ -14578,22 +14383,22 @@
       </w:r>
       <w:r>
         <w:rPr>
-          <w:rFonts w:cs="Liberation Serif" w:eastAsia="Liberation Serif" w:ascii="Liberation Serif" w:hAnsi="Liberation Serif"/>
+          <w:rFonts w:eastAsia="Liberation Serif" w:cs="Liberation Serif" w:ascii="Liberation Serif" w:hAnsi="Liberation Serif"/>
           <w:kern w:val="0"/>
           <w:sz w:val="20"/>
           <w:szCs w:val="20"/>
-          <w:lang w:eastAsia="en-GB" w:val="en-GB" w:bidi="ar-SA"/>
+          <w:lang w:val="en-GB" w:eastAsia="en-GB" w:bidi="ar-SA"/>
         </w:rPr>
         <w:t>move to Supplementary materials</w:t>
       </w:r>
     </w:p>
   </w:comment>
-  <w:comment w:id="32" w:author="Charlene Janion-Scheepers" w:date="2026-04-02T11:47:00Z" w:initials="CJ">
-    <w:p>
-      <w:pPr>
-        <w:overflowPunct w:val="false"/>
-        <w:spacing w:before="0" w:after="0" w:lineRule="auto" w:line="240"/>
-        <w:jc w:val="start"/>
+  <w:comment w:id="16" w:author="Charlene Janion-Scheepers" w:date="2026-04-02T11:47:00Z" w:initials="CJ">
+    <w:p>
+      <w:pPr>
+        <w:overflowPunct w:val="true"/>
+        <w:spacing w:lineRule="auto" w:line="240" w:before="0" w:after="0"/>
+        <w:jc w:val="left"/>
         <w:rPr/>
       </w:pPr>
       <w:r>
@@ -14601,22 +14406,22 @@
       </w:r>
       <w:r>
         <w:rPr>
-          <w:rFonts w:cs="Liberation Serif" w:eastAsia="Liberation Serif" w:ascii="Liberation Serif" w:hAnsi="Liberation Serif"/>
+          <w:rFonts w:eastAsia="Liberation Serif" w:cs="Liberation Serif" w:ascii="Liberation Serif" w:hAnsi="Liberation Serif"/>
           <w:kern w:val="0"/>
           <w:sz w:val="20"/>
           <w:szCs w:val="20"/>
-          <w:lang w:eastAsia="en-GB" w:val="en-GB" w:bidi="ar-SA"/>
+          <w:lang w:val="en-GB" w:eastAsia="en-GB" w:bidi="ar-SA"/>
         </w:rPr>
         <w:t>Start this section by reminding the reader of the three species used in these analyses and why (as they were used historically).</w:t>
       </w:r>
     </w:p>
   </w:comment>
-  <w:comment w:id="34" w:author="Charlene Janion-Scheepers" w:date="2026-04-02T11:42:00Z" w:initials="CJ">
-    <w:p>
-      <w:pPr>
-        <w:overflowPunct w:val="false"/>
-        <w:spacing w:before="0" w:after="0" w:lineRule="auto" w:line="240"/>
-        <w:jc w:val="start"/>
+  <w:comment w:id="17" w:author="Charlene Janion-Scheepers" w:date="2026-04-02T11:42:00Z" w:initials="CJ">
+    <w:p>
+      <w:pPr>
+        <w:overflowPunct w:val="true"/>
+        <w:spacing w:lineRule="auto" w:line="240" w:before="0" w:after="0"/>
+        <w:jc w:val="left"/>
         <w:rPr/>
       </w:pPr>
       <w:r>
@@ -14624,22 +14429,22 @@
       </w:r>
       <w:r>
         <w:rPr>
-          <w:rFonts w:cs="Liberation Serif" w:eastAsia="Liberation Serif" w:ascii="Liberation Serif" w:hAnsi="Liberation Serif"/>
+          <w:rFonts w:eastAsia="Liberation Serif" w:cs="Liberation Serif" w:ascii="Liberation Serif" w:hAnsi="Liberation Serif"/>
           <w:kern w:val="0"/>
           <w:sz w:val="20"/>
           <w:szCs w:val="20"/>
-          <w:lang w:eastAsia="en-GB" w:val="en-GB" w:bidi="ar-SA"/>
+          <w:lang w:val="en-GB" w:eastAsia="en-GB" w:bidi="ar-SA"/>
         </w:rPr>
         <w:t>boxplot figures for each species will be easier to see this...</w:t>
       </w:r>
     </w:p>
   </w:comment>
-  <w:comment w:id="35" w:author="Charlene Janion-Scheepers" w:date="2026-04-02T11:42:00Z" w:initials="CJ">
-    <w:p>
-      <w:pPr>
-        <w:overflowPunct w:val="false"/>
-        <w:spacing w:before="0" w:after="0" w:lineRule="auto" w:line="240"/>
-        <w:jc w:val="start"/>
+  <w:comment w:id="18" w:author="Charlene Janion-Scheepers" w:date="2026-04-02T11:42:00Z" w:initials="CJ">
+    <w:p>
+      <w:pPr>
+        <w:overflowPunct w:val="true"/>
+        <w:spacing w:lineRule="auto" w:line="240" w:before="0" w:after="0"/>
+        <w:jc w:val="left"/>
         <w:rPr/>
       </w:pPr>
       <w:r>
@@ -14647,22 +14452,22 @@
       </w:r>
       <w:r>
         <w:rPr>
-          <w:rFonts w:cs="Liberation Serif" w:eastAsia="Liberation Serif" w:ascii="Liberation Serif" w:hAnsi="Liberation Serif"/>
+          <w:rFonts w:eastAsia="Liberation Serif" w:cs="Liberation Serif" w:ascii="Liberation Serif" w:hAnsi="Liberation Serif"/>
           <w:kern w:val="0"/>
           <w:sz w:val="20"/>
           <w:szCs w:val="20"/>
-          <w:lang w:eastAsia="en-GB" w:val="en-GB" w:bidi="ar-SA"/>
+          <w:lang w:val="en-GB" w:eastAsia="en-GB" w:bidi="ar-SA"/>
         </w:rPr>
         <w:t>move to supp</w:t>
       </w:r>
     </w:p>
   </w:comment>
-  <w:comment w:id="37" w:author="Charlene Janion-Scheepers" w:date="2026-04-02T11:45:00Z" w:initials="CJ">
-    <w:p>
-      <w:pPr>
-        <w:overflowPunct w:val="false"/>
-        <w:spacing w:before="0" w:after="0" w:lineRule="auto" w:line="240"/>
-        <w:jc w:val="start"/>
+  <w:comment w:id="19" w:author="Charlene Janion-Scheepers" w:date="2026-04-02T11:45:00Z" w:initials="CJ">
+    <w:p>
+      <w:pPr>
+        <w:overflowPunct w:val="true"/>
+        <w:spacing w:lineRule="auto" w:line="240" w:before="0" w:after="0"/>
+        <w:jc w:val="left"/>
         <w:rPr/>
       </w:pPr>
       <w:r>
@@ -14670,22 +14475,22 @@
       </w:r>
       <w:r>
         <w:rPr>
-          <w:rFonts w:cs="Liberation Serif" w:eastAsia="Liberation Serif" w:ascii="Liberation Serif" w:hAnsi="Liberation Serif"/>
+          <w:rFonts w:eastAsia="Liberation Serif" w:cs="Liberation Serif" w:ascii="Liberation Serif" w:hAnsi="Liberation Serif"/>
           <w:kern w:val="0"/>
           <w:sz w:val="20"/>
           <w:szCs w:val="20"/>
-          <w:lang w:eastAsia="en-GB" w:val="en-GB" w:bidi="ar-SA"/>
+          <w:lang w:val="en-GB" w:eastAsia="en-GB" w:bidi="ar-SA"/>
         </w:rPr>
         <w:t>just three though?? I think you have to keep on being clear on this.</w:t>
       </w:r>
     </w:p>
   </w:comment>
-  <w:comment w:id="39" w:author="Charlene Janion-Scheepers" w:date="2026-04-02T11:47:00Z" w:initials="CJ">
-    <w:p>
-      <w:pPr>
-        <w:overflowPunct w:val="false"/>
-        <w:spacing w:before="0" w:after="0" w:lineRule="auto" w:line="240"/>
-        <w:jc w:val="start"/>
+  <w:comment w:id="20" w:author="Charlene Janion-Scheepers" w:date="2026-04-02T11:47:00Z" w:initials="CJ">
+    <w:p>
+      <w:pPr>
+        <w:overflowPunct w:val="true"/>
+        <w:spacing w:lineRule="auto" w:line="240" w:before="0" w:after="0"/>
+        <w:jc w:val="left"/>
         <w:rPr/>
       </w:pPr>
       <w:r>
@@ -14693,22 +14498,22 @@
       </w:r>
       <w:r>
         <w:rPr>
-          <w:rFonts w:cs="Liberation Serif" w:eastAsia="Liberation Serif" w:ascii="Liberation Serif" w:hAnsi="Liberation Serif"/>
+          <w:rFonts w:eastAsia="Liberation Serif" w:cs="Liberation Serif" w:ascii="Liberation Serif" w:hAnsi="Liberation Serif"/>
           <w:kern w:val="0"/>
           <w:sz w:val="20"/>
           <w:szCs w:val="20"/>
-          <w:lang w:eastAsia="en-GB" w:val="en-GB" w:bidi="ar-SA"/>
+          <w:lang w:val="en-GB" w:eastAsia="en-GB" w:bidi="ar-SA"/>
         </w:rPr>
         <w:t>Move to SUPP</w:t>
       </w:r>
     </w:p>
   </w:comment>
-  <w:comment w:id="41" w:author="Charlene Janion-Scheepers" w:date="2026-04-02T11:49:00Z" w:initials="CJ">
-    <w:p>
-      <w:pPr>
-        <w:overflowPunct w:val="false"/>
-        <w:spacing w:before="0" w:after="0" w:lineRule="auto" w:line="240"/>
-        <w:jc w:val="start"/>
+  <w:comment w:id="21" w:author="Charlene Janion-Scheepers" w:date="2026-04-02T11:49:00Z" w:initials="CJ">
+    <w:p>
+      <w:pPr>
+        <w:overflowPunct w:val="true"/>
+        <w:spacing w:lineRule="auto" w:line="240" w:before="0" w:after="0"/>
+        <w:jc w:val="left"/>
         <w:rPr/>
       </w:pPr>
       <w:r>
@@ -14716,22 +14521,22 @@
       </w:r>
       <w:r>
         <w:rPr>
-          <w:rFonts w:cs="Liberation Serif" w:eastAsia="Liberation Serif" w:ascii="Liberation Serif" w:hAnsi="Liberation Serif"/>
+          <w:rFonts w:eastAsia="Liberation Serif" w:cs="Liberation Serif" w:ascii="Liberation Serif" w:hAnsi="Liberation Serif"/>
           <w:kern w:val="0"/>
           <w:sz w:val="20"/>
           <w:szCs w:val="20"/>
-          <w:lang w:eastAsia="en-GB" w:val="en-GB" w:bidi="ar-SA"/>
+          <w:lang w:val="en-GB" w:eastAsia="en-GB" w:bidi="ar-SA"/>
         </w:rPr>
         <w:t>of the three focal species combined?</w:t>
       </w:r>
     </w:p>
   </w:comment>
-  <w:comment w:id="43" w:author="Charlene Janion-Scheepers" w:date="2026-04-02T11:53:00Z" w:initials="CJ">
-    <w:p>
-      <w:pPr>
-        <w:overflowPunct w:val="false"/>
-        <w:spacing w:before="0" w:after="0" w:lineRule="auto" w:line="240"/>
-        <w:jc w:val="start"/>
+  <w:comment w:id="22" w:author="Charlene Janion-Scheepers" w:date="2026-04-02T11:53:00Z" w:initials="CJ">
+    <w:p>
+      <w:pPr>
+        <w:overflowPunct w:val="true"/>
+        <w:spacing w:lineRule="auto" w:line="240" w:before="0" w:after="0"/>
+        <w:jc w:val="left"/>
         <w:rPr/>
       </w:pPr>
       <w:r>
@@ -14739,22 +14544,22 @@
       </w:r>
       <w:r>
         <w:rPr>
-          <w:rFonts w:cs="Liberation Serif" w:eastAsia="Liberation Serif" w:ascii="Liberation Serif" w:hAnsi="Liberation Serif"/>
+          <w:rFonts w:eastAsia="Liberation Serif" w:cs="Liberation Serif" w:ascii="Liberation Serif" w:hAnsi="Liberation Serif"/>
           <w:kern w:val="0"/>
           <w:sz w:val="20"/>
           <w:szCs w:val="20"/>
-          <w:lang w:eastAsia="en-GB" w:val="en-GB" w:bidi="ar-SA"/>
+          <w:lang w:val="en-GB" w:eastAsia="en-GB" w:bidi="ar-SA"/>
         </w:rPr>
         <w:t>Do you mean for the 2002/2003 sampling? Add to figure legend as you have added for Figure 19.</w:t>
       </w:r>
     </w:p>
   </w:comment>
-  <w:comment w:id="45" w:author="Charlene Janion-Scheepers" w:date="2026-04-02T11:54:00Z" w:initials="CJ">
-    <w:p>
-      <w:pPr>
-        <w:overflowPunct w:val="false"/>
-        <w:spacing w:before="0" w:after="0" w:lineRule="auto" w:line="240"/>
-        <w:jc w:val="start"/>
+  <w:comment w:id="23" w:author="Charlene Janion-Scheepers" w:date="2026-04-02T11:54:00Z" w:initials="CJ">
+    <w:p>
+      <w:pPr>
+        <w:overflowPunct w:val="true"/>
+        <w:spacing w:lineRule="auto" w:line="240" w:before="0" w:after="0"/>
+        <w:jc w:val="left"/>
         <w:rPr/>
       </w:pPr>
       <w:r>
@@ -14762,22 +14567,22 @@
       </w:r>
       <w:r>
         <w:rPr>
-          <w:rFonts w:cs="Liberation Serif" w:eastAsia="Liberation Serif" w:ascii="Liberation Serif" w:hAnsi="Liberation Serif"/>
+          <w:rFonts w:eastAsia="Liberation Serif" w:cs="Liberation Serif" w:ascii="Liberation Serif" w:hAnsi="Liberation Serif"/>
           <w:kern w:val="0"/>
           <w:sz w:val="20"/>
           <w:szCs w:val="20"/>
-          <w:lang w:eastAsia="en-GB" w:val="en-GB" w:bidi="ar-SA"/>
+          <w:lang w:val="en-GB" w:eastAsia="en-GB" w:bidi="ar-SA"/>
         </w:rPr>
         <w:t>again here for all species or just the three?</w:t>
       </w:r>
     </w:p>
   </w:comment>
-  <w:comment w:id="47" w:author="Charlene Janion-Scheepers" w:date="2026-04-02T16:18:00Z" w:initials="CJ">
-    <w:p>
-      <w:pPr>
-        <w:overflowPunct w:val="false"/>
-        <w:spacing w:before="0" w:after="0" w:lineRule="auto" w:line="240"/>
-        <w:jc w:val="start"/>
+  <w:comment w:id="24" w:author="Charlene Janion-Scheepers" w:date="2026-04-02T16:18:00Z" w:initials="CJ">
+    <w:p>
+      <w:pPr>
+        <w:overflowPunct w:val="true"/>
+        <w:spacing w:lineRule="auto" w:line="240" w:before="0" w:after="0"/>
+        <w:jc w:val="left"/>
         <w:rPr/>
       </w:pPr>
       <w:r>
@@ -14785,22 +14590,22 @@
       </w:r>
       <w:r>
         <w:rPr>
-          <w:rFonts w:cs="Liberation Serif" w:eastAsia="Liberation Serif" w:ascii="Liberation Serif" w:hAnsi="Liberation Serif"/>
+          <w:rFonts w:eastAsia="Liberation Serif" w:cs="Liberation Serif" w:ascii="Liberation Serif" w:hAnsi="Liberation Serif"/>
           <w:kern w:val="0"/>
           <w:sz w:val="20"/>
           <w:szCs w:val="20"/>
-          <w:lang w:eastAsia="en-GB" w:val="en-GB" w:bidi="ar-SA"/>
+          <w:lang w:val="en-GB" w:eastAsia="en-GB" w:bidi="ar-SA"/>
         </w:rPr>
         <w:t>move to Results section and how this was done to Methods section.</w:t>
       </w:r>
     </w:p>
   </w:comment>
-  <w:comment w:id="49" w:author="Charlene Janion-Scheepers" w:date="2026-04-02T16:31:00Z" w:initials="CJ">
-    <w:p>
-      <w:pPr>
-        <w:overflowPunct w:val="false"/>
-        <w:spacing w:before="0" w:after="0" w:lineRule="auto" w:line="240"/>
-        <w:jc w:val="start"/>
+  <w:comment w:id="25" w:author="Charlene Janion-Scheepers" w:date="2026-04-02T16:31:00Z" w:initials="CJ">
+    <w:p>
+      <w:pPr>
+        <w:overflowPunct w:val="true"/>
+        <w:spacing w:lineRule="auto" w:line="240" w:before="0" w:after="0"/>
+        <w:jc w:val="left"/>
         <w:rPr/>
       </w:pPr>
       <w:r>
@@ -14808,11 +14613,11 @@
       </w:r>
       <w:r>
         <w:rPr>
-          <w:rFonts w:cs="Liberation Serif" w:eastAsia="Liberation Serif" w:ascii="Liberation Serif" w:hAnsi="Liberation Serif"/>
+          <w:rFonts w:eastAsia="Liberation Serif" w:cs="Liberation Serif" w:ascii="Liberation Serif" w:hAnsi="Liberation Serif"/>
           <w:kern w:val="0"/>
           <w:sz w:val="20"/>
           <w:szCs w:val="20"/>
-          <w:lang w:eastAsia="en-GB" w:val="en-GB" w:bidi="ar-SA"/>
+          <w:lang w:val="en-GB" w:eastAsia="en-GB" w:bidi="ar-SA"/>
         </w:rPr>
         <w:t>insert paragraph summarising the findings.</w:t>
       </w:r>
@@ -14833,125 +14638,254 @@
     <w:lvl w:ilvl="0">
       <w:start w:val="1"/>
       <w:numFmt w:val="none"/>
-      <w:pStyle w:val="Heading1"/>
       <w:suff w:val="nothing"/>
       <w:lvlText w:val="%1"/>
-      <w:lvlJc w:val="start"/>
+      <w:lvlJc w:val="left"/>
       <w:pPr>
         <w:tabs>
           <w:tab w:val="num" w:pos="0"/>
         </w:tabs>
-        <w:ind w:start="0" w:hanging="0"/>
-      </w:pPr>
+        <w:ind w:left="0" w:hanging="0"/>
+      </w:pPr>
+      <w:rPr/>
     </w:lvl>
     <w:lvl w:ilvl="1">
       <w:start w:val="1"/>
       <w:numFmt w:val="none"/>
-      <w:pStyle w:val="Heading2"/>
       <w:suff w:val="nothing"/>
       <w:lvlText w:val="%2"/>
-      <w:lvlJc w:val="start"/>
+      <w:lvlJc w:val="left"/>
       <w:pPr>
         <w:tabs>
           <w:tab w:val="num" w:pos="0"/>
         </w:tabs>
-        <w:ind w:start="0" w:hanging="0"/>
-      </w:pPr>
+        <w:ind w:left="0" w:hanging="0"/>
+      </w:pPr>
+      <w:rPr/>
     </w:lvl>
     <w:lvl w:ilvl="2">
       <w:start w:val="1"/>
       <w:numFmt w:val="none"/>
       <w:suff w:val="nothing"/>
       <w:lvlText w:val="%3"/>
-      <w:lvlJc w:val="start"/>
+      <w:lvlJc w:val="left"/>
       <w:pPr>
         <w:tabs>
           <w:tab w:val="num" w:pos="0"/>
         </w:tabs>
-        <w:ind w:start="0" w:hanging="0"/>
-      </w:pPr>
+        <w:ind w:left="0" w:hanging="0"/>
+      </w:pPr>
+      <w:rPr/>
     </w:lvl>
     <w:lvl w:ilvl="3">
       <w:start w:val="1"/>
       <w:numFmt w:val="none"/>
       <w:suff w:val="nothing"/>
       <w:lvlText w:val="%4"/>
-      <w:lvlJc w:val="start"/>
+      <w:lvlJc w:val="left"/>
       <w:pPr>
         <w:tabs>
           <w:tab w:val="num" w:pos="0"/>
         </w:tabs>
-        <w:ind w:start="0" w:hanging="0"/>
-      </w:pPr>
+        <w:ind w:left="0" w:hanging="0"/>
+      </w:pPr>
+      <w:rPr/>
     </w:lvl>
     <w:lvl w:ilvl="4">
       <w:start w:val="1"/>
       <w:numFmt w:val="none"/>
       <w:suff w:val="nothing"/>
       <w:lvlText w:val="%5"/>
-      <w:lvlJc w:val="start"/>
+      <w:lvlJc w:val="left"/>
       <w:pPr>
         <w:tabs>
           <w:tab w:val="num" w:pos="0"/>
         </w:tabs>
-        <w:ind w:start="0" w:hanging="0"/>
-      </w:pPr>
+        <w:ind w:left="0" w:hanging="0"/>
+      </w:pPr>
+      <w:rPr/>
     </w:lvl>
     <w:lvl w:ilvl="5">
       <w:start w:val="1"/>
       <w:numFmt w:val="none"/>
       <w:suff w:val="nothing"/>
       <w:lvlText w:val="%6"/>
-      <w:lvlJc w:val="start"/>
+      <w:lvlJc w:val="left"/>
       <w:pPr>
         <w:tabs>
           <w:tab w:val="num" w:pos="0"/>
         </w:tabs>
-        <w:ind w:start="0" w:hanging="0"/>
-      </w:pPr>
+        <w:ind w:left="0" w:hanging="0"/>
+      </w:pPr>
+      <w:rPr/>
     </w:lvl>
     <w:lvl w:ilvl="6">
       <w:start w:val="1"/>
       <w:numFmt w:val="none"/>
       <w:suff w:val="nothing"/>
       <w:lvlText w:val="%7"/>
-      <w:lvlJc w:val="start"/>
+      <w:lvlJc w:val="left"/>
       <w:pPr>
         <w:tabs>
           <w:tab w:val="num" w:pos="0"/>
         </w:tabs>
-        <w:ind w:start="0" w:hanging="0"/>
-      </w:pPr>
+        <w:ind w:left="0" w:hanging="0"/>
+      </w:pPr>
+      <w:rPr/>
     </w:lvl>
     <w:lvl w:ilvl="7">
       <w:start w:val="1"/>
       <w:numFmt w:val="none"/>
       <w:suff w:val="nothing"/>
       <w:lvlText w:val="%8"/>
-      <w:lvlJc w:val="start"/>
+      <w:lvlJc w:val="left"/>
       <w:pPr>
         <w:tabs>
           <w:tab w:val="num" w:pos="0"/>
         </w:tabs>
-        <w:ind w:start="0" w:hanging="0"/>
-      </w:pPr>
+        <w:ind w:left="0" w:hanging="0"/>
+      </w:pPr>
+      <w:rPr/>
     </w:lvl>
     <w:lvl w:ilvl="8">
       <w:start w:val="1"/>
       <w:numFmt w:val="none"/>
       <w:suff w:val="nothing"/>
       <w:lvlText w:val="%9"/>
-      <w:lvlJc w:val="start"/>
+      <w:lvlJc w:val="left"/>
       <w:pPr>
         <w:tabs>
           <w:tab w:val="num" w:pos="0"/>
         </w:tabs>
-        <w:ind w:start="0" w:hanging="0"/>
+        <w:ind w:left="0" w:hanging="0"/>
+      </w:pPr>
+      <w:rPr/>
+    </w:lvl>
+  </w:abstractNum>
+  <w:abstractNum w:abstractNumId="2">
+    <w:lvl w:ilvl="0">
+      <w:start w:val="1"/>
+      <w:numFmt w:val="none"/>
+      <w:suff w:val="nothing"/>
+      <w:lvlText w:val=""/>
+      <w:lvlJc w:val="left"/>
+      <w:pPr>
+        <w:tabs>
+          <w:tab w:val="num" w:pos="0"/>
+        </w:tabs>
+        <w:ind w:left="0" w:hanging="0"/>
+      </w:pPr>
+    </w:lvl>
+    <w:lvl w:ilvl="1">
+      <w:start w:val="1"/>
+      <w:numFmt w:val="none"/>
+      <w:suff w:val="nothing"/>
+      <w:lvlText w:val=""/>
+      <w:lvlJc w:val="left"/>
+      <w:pPr>
+        <w:tabs>
+          <w:tab w:val="num" w:pos="0"/>
+        </w:tabs>
+        <w:ind w:left="0" w:hanging="0"/>
+      </w:pPr>
+    </w:lvl>
+    <w:lvl w:ilvl="2">
+      <w:start w:val="1"/>
+      <w:numFmt w:val="none"/>
+      <w:suff w:val="nothing"/>
+      <w:lvlText w:val=""/>
+      <w:lvlJc w:val="left"/>
+      <w:pPr>
+        <w:tabs>
+          <w:tab w:val="num" w:pos="0"/>
+        </w:tabs>
+        <w:ind w:left="0" w:hanging="0"/>
+      </w:pPr>
+    </w:lvl>
+    <w:lvl w:ilvl="3">
+      <w:start w:val="1"/>
+      <w:numFmt w:val="none"/>
+      <w:suff w:val="nothing"/>
+      <w:lvlText w:val=""/>
+      <w:lvlJc w:val="left"/>
+      <w:pPr>
+        <w:tabs>
+          <w:tab w:val="num" w:pos="0"/>
+        </w:tabs>
+        <w:ind w:left="0" w:hanging="0"/>
+      </w:pPr>
+    </w:lvl>
+    <w:lvl w:ilvl="4">
+      <w:start w:val="1"/>
+      <w:numFmt w:val="none"/>
+      <w:suff w:val="nothing"/>
+      <w:lvlText w:val=""/>
+      <w:lvlJc w:val="left"/>
+      <w:pPr>
+        <w:tabs>
+          <w:tab w:val="num" w:pos="0"/>
+        </w:tabs>
+        <w:ind w:left="0" w:hanging="0"/>
+      </w:pPr>
+    </w:lvl>
+    <w:lvl w:ilvl="5">
+      <w:start w:val="1"/>
+      <w:numFmt w:val="none"/>
+      <w:suff w:val="nothing"/>
+      <w:lvlText w:val=""/>
+      <w:lvlJc w:val="left"/>
+      <w:pPr>
+        <w:tabs>
+          <w:tab w:val="num" w:pos="0"/>
+        </w:tabs>
+        <w:ind w:left="0" w:hanging="0"/>
+      </w:pPr>
+    </w:lvl>
+    <w:lvl w:ilvl="6">
+      <w:start w:val="1"/>
+      <w:numFmt w:val="none"/>
+      <w:suff w:val="nothing"/>
+      <w:lvlText w:val=""/>
+      <w:lvlJc w:val="left"/>
+      <w:pPr>
+        <w:tabs>
+          <w:tab w:val="num" w:pos="0"/>
+        </w:tabs>
+        <w:ind w:left="0" w:hanging="0"/>
+      </w:pPr>
+    </w:lvl>
+    <w:lvl w:ilvl="7">
+      <w:start w:val="1"/>
+      <w:numFmt w:val="none"/>
+      <w:suff w:val="nothing"/>
+      <w:lvlText w:val=""/>
+      <w:lvlJc w:val="left"/>
+      <w:pPr>
+        <w:tabs>
+          <w:tab w:val="num" w:pos="0"/>
+        </w:tabs>
+        <w:ind w:left="0" w:hanging="0"/>
+      </w:pPr>
+    </w:lvl>
+    <w:lvl w:ilvl="8">
+      <w:start w:val="1"/>
+      <w:numFmt w:val="none"/>
+      <w:suff w:val="nothing"/>
+      <w:lvlText w:val=""/>
+      <w:lvlJc w:val="left"/>
+      <w:pPr>
+        <w:tabs>
+          <w:tab w:val="num" w:pos="0"/>
+        </w:tabs>
+        <w:ind w:left="0" w:hanging="0"/>
       </w:pPr>
     </w:lvl>
   </w:abstractNum>
   <w:num w:numId="1">
     <w:abstractNumId w:val="1"/>
+  </w:num>
+  <w:num w:numId="2">
+    <w:abstractNumId w:val="2"/>
   </w:num>
 </w:numbering>
 </file>
@@ -14970,7 +14904,6 @@
     </w:rPrDefault>
     <w:pPrDefault>
       <w:pPr>
-        <w:widowControl/>
         <w:suppressAutoHyphens w:val="true"/>
       </w:pPr>
     </w:pPrDefault>
@@ -14980,9 +14913,8 @@
     <w:qFormat/>
     <w:pPr>
       <w:widowControl/>
-      <w:kinsoku w:val="true"/>
-      <w:overflowPunct w:val="true"/>
-      <w:autoSpaceDE w:val="true"/>
+      <w:suppressAutoHyphens w:val="true"/>
+      <w:overflowPunct w:val="false"/>
       <w:bidi w:val="0"/>
       <w:spacing w:lineRule="auto" w:line="276" w:before="0" w:after="142"/>
       <w:jc w:val="both"/>
@@ -15052,8 +14984,8 @@
       <w:lang w:val="zxx" w:eastAsia="zxx" w:bidi="zxx"/>
     </w:rPr>
   </w:style>
-  <w:style w:type="character" w:styleId="Bullets">
-    <w:name w:val="Bullets"/>
+  <w:style w:type="character" w:styleId="Bulletsuser">
+    <w:name w:val="Bullets (user)"/>
     <w:qFormat/>
     <w:rPr>
       <w:rFonts w:ascii="OpenSymbol" w:hAnsi="OpenSymbol" w:eastAsia="OpenSymbol" w:cs="OpenSymbol"/>
@@ -15075,8 +15007,8 @@
       <w:bCs/>
     </w:rPr>
   </w:style>
-  <w:style w:type="character" w:styleId="Quotation">
-    <w:name w:val="Quotation"/>
+  <w:style w:type="character" w:styleId="Quotationuser">
+    <w:name w:val="Quotation (user)"/>
     <w:qFormat/>
     <w:rPr>
       <w:i/>
@@ -15186,10 +15118,10 @@
     <w:qFormat/>
     <w:pPr>
       <w:tabs>
-        <w:tab w:val="clear" w:pos="709"/>
+        <w:tab w:val="clear" w:pos="720"/>
       </w:tabs>
       <w:spacing w:lineRule="atLeast" w:line="240" w:before="0" w:after="240"/>
-      <w:ind w:hanging="0" w:start="0" w:end="0"/>
+      <w:ind w:hanging="0" w:left="0" w:right="0"/>
     </w:pPr>
     <w:rPr/>
   </w:style>
@@ -15199,12 +15131,10 @@
     <w:pPr>
       <w:widowControl/>
       <w:suppressAutoHyphens w:val="true"/>
-      <w:kinsoku w:val="true"/>
-      <w:overflowPunct w:val="true"/>
-      <w:autoSpaceDE w:val="true"/>
+      <w:overflowPunct w:val="false"/>
       <w:bidi w:val="0"/>
       <w:spacing w:before="0" w:after="0"/>
-      <w:jc w:val="start"/>
+      <w:jc w:val="left"/>
       <w:textAlignment w:val="baseline"/>
     </w:pPr>
     <w:rPr>
@@ -15215,6 +15145,13 @@
       <w:szCs w:val="24"/>
       <w:lang w:val="en-ZA" w:eastAsia="zh-CN" w:bidi="hi-IN"/>
     </w:rPr>
+  </w:style>
+  <w:style w:type="paragraph" w:styleId="FrameContents">
+    <w:name w:val="Frame Contents"/>
+    <w:basedOn w:val="Normal"/>
+    <w:qFormat/>
+    <w:pPr/>
+    <w:rPr/>
   </w:style>
 </w:styles>
 </file>
